--- a/bbb_formatted.docx
+++ b/bbb_formatted.docx
@@ -7,17 +7,47 @@
         <w:keepNext w:val="0"/>
         <w:pageBreakBefore w:val="0"/>
         <w:widowControl/>
-        <w:spacing w:before="0" w:after="80" w:lineRule="auto" w:line="276"/>
+        <w:spacing w:before="0" w:after="0" w:lineRule="auto" w:line="324"/>
         <w:ind w:firstLine="0"/>
-        <w:jc w:val="center"/>
+        <w:jc w:val="left"/>
       </w:pPr>
       <w:r>
         <w:rPr>
-          <w:rFonts w:ascii="Calibri" w:hAnsi="Calibri" w:eastAsia="黑体"/>
+          <w:rFonts w:ascii="Calibri" w:hAnsi="Calibri" w:eastAsia="宋体"/>
+          <w:b w:val="0"/>
+          <w:i w:val="0"/>
+          <w:color w:val="000000"/>
+          <w:sz w:val="28"/>
+        </w:rPr>
+        <w:t>应聘：</w:t>
+      </w:r>
+      <w:r>
+        <w:rPr>
+          <w:rFonts w:ascii="Calibri" w:hAnsi="Calibri" w:eastAsia="宋体"/>
           <w:b/>
           <w:i w:val="0"/>
-          <w:color w:val="1A1A1A"/>
-          <w:sz w:val="44"/>
+          <w:color w:val="000000"/>
+          <w:sz w:val="28"/>
+        </w:rPr>
+        <w:t>WEB 前端开发工程师</w:t>
+      </w:r>
+    </w:p>
+    <w:p>
+      <w:pPr>
+        <w:keepNext w:val="0"/>
+        <w:pageBreakBefore w:val="0"/>
+        <w:widowControl/>
+        <w:spacing w:before="160" w:after="40" w:lineRule="auto" w:line="324"/>
+        <w:ind w:firstLine="0"/>
+        <w:jc w:val="left"/>
+      </w:pPr>
+      <w:r>
+        <w:rPr>
+          <w:rFonts w:ascii="Calibri" w:hAnsi="Calibri" w:eastAsia="KaiTi"/>
+          <w:b w:val="0"/>
+          <w:i w:val="0"/>
+          <w:color w:val="000000"/>
+          <w:sz w:val="28"/>
         </w:rPr>
         <w:t>XXX</w:t>
       </w:r>
@@ -27,19 +57,21 @@
         <w:keepNext w:val="0"/>
         <w:pageBreakBefore w:val="0"/>
         <w:widowControl/>
-        <w:spacing w:before="40" w:after="80" w:lineRule="auto" w:line="276"/>
+        <w:spacing w:before="120" w:after="40" w:lineRule="auto" w:line="324"/>
         <w:ind w:firstLine="0"/>
-        <w:jc w:val="center"/>
+        <w:jc w:val="left"/>
       </w:pPr>
       <w:r>
         <w:rPr>
-          <w:rFonts w:ascii="Calibri" w:hAnsi="Calibri" w:eastAsia="宋体"/>
+          <w:rFonts w:ascii="Calibri" w:hAnsi="Calibri" w:eastAsia="KaiTi"/>
           <w:b w:val="0"/>
           <w:i w:val="0"/>
-          <w:color w:val="333333"/>
+          <w:color w:val="000000"/>
           <w:sz w:val="24"/>
         </w:rPr>
-        <w:t>应聘：WEB 前端开发工程师</w:t>
+        <w:t>性别：男</w:t>
+        <w:tab/>
+        <w:t>年龄：123</w:t>
       </w:r>
     </w:p>
     <w:p>
@@ -47,19 +79,21 @@
         <w:keepNext w:val="0"/>
         <w:pageBreakBefore w:val="0"/>
         <w:widowControl/>
-        <w:spacing w:before="0" w:after="200" w:lineRule="auto" w:line="276"/>
+        <w:spacing w:before="40" w:after="120" w:lineRule="auto" w:line="324"/>
         <w:ind w:firstLine="0"/>
-        <w:jc w:val="center"/>
+        <w:jc w:val="left"/>
       </w:pPr>
       <w:r>
         <w:rPr>
-          <w:rFonts w:ascii="Calibri" w:hAnsi="Calibri" w:eastAsia="宋体"/>
+          <w:rFonts w:ascii="Calibri" w:hAnsi="Calibri" w:eastAsia="KaiTi"/>
           <w:b w:val="0"/>
           <w:i w:val="0"/>
-          <w:color w:val="555555"/>
-          <w:sz w:val="21"/>
+          <w:color w:val="000000"/>
+          <w:sz w:val="24"/>
         </w:rPr>
-        <w:t>性别：男    |    年龄：123    |    电话：1234567890    |    邮箱：1234567890@163.com</w:t>
+        <w:t>电话：1234567890</w:t>
+        <w:tab/>
+        <w:t>邮箱：1234567890@163.com</w:t>
       </w:r>
     </w:p>
     <w:p>
@@ -67,22 +101,19 @@
         <w:keepNext w:val="0"/>
         <w:pageBreakBefore w:val="0"/>
         <w:widowControl/>
-        <w:spacing w:before="280" w:after="120" w:lineRule="auto" w:line="276"/>
+        <w:spacing w:before="240" w:after="80" w:lineRule="auto" w:line="324"/>
         <w:ind w:firstLine="0"/>
         <w:jc w:val="left"/>
-        <w:pBdr>
-          <w:bottom w:val="single" w:sz="6" w:space="1" w:color="2B579A"/>
-        </w:pBdr>
       </w:pPr>
       <w:r>
         <w:rPr>
-          <w:rFonts w:ascii="Calibri" w:hAnsi="Calibri" w:eastAsia="黑体"/>
-          <w:b/>
+          <w:rFonts w:ascii="Calibri" w:hAnsi="Calibri" w:eastAsia="宋体"/>
+          <w:b w:val="0"/>
           <w:i w:val="0"/>
-          <w:color w:val="2B579A"/>
-          <w:sz w:val="28"/>
+          <w:color w:val="000000"/>
+          <w:sz w:val="20"/>
         </w:rPr>
-        <w:t>工作经验</w:t>
+        <w:t>一、工作经验：</w:t>
       </w:r>
     </w:p>
     <w:p>
@@ -90,34 +121,34 @@
         <w:keepNext w:val="0"/>
         <w:pageBreakBefore w:val="0"/>
         <w:widowControl/>
-        <w:spacing w:before="160" w:after="40" w:lineRule="auto" w:line="276"/>
+        <w:spacing w:before="80" w:after="0" w:lineRule="auto" w:line="324"/>
         <w:ind w:firstLine="0"/>
         <w:jc w:val="left"/>
       </w:pPr>
       <w:r>
         <w:rPr>
-          <w:rFonts w:ascii="Calibri" w:hAnsi="Calibri" w:eastAsia="宋体"/>
-          <w:b/>
+          <w:rFonts w:ascii="Calibri" w:hAnsi="Calibri" w:eastAsia="KaiTi"/>
+          <w:b w:val="0"/>
           <w:i w:val="0"/>
           <w:color w:val="000000"/>
           <w:sz w:val="24"/>
         </w:rPr>
         <w:t>2022.04-今</w:t>
       </w:r>
+    </w:p>
+    <w:p>
+      <w:pPr>
+        <w:keepNext w:val="0"/>
+        <w:pageBreakBefore w:val="0"/>
+        <w:widowControl/>
+        <w:spacing w:before="0" w:after="40" w:lineRule="auto" w:line="324"/>
+        <w:ind w:firstLine="0"/>
+        <w:jc w:val="left"/>
+      </w:pPr>
       <w:r>
         <w:rPr>
-          <w:rFonts w:ascii="Calibri" w:hAnsi="Calibri" w:eastAsia="宋体"/>
+          <w:rFonts w:ascii="Calibri" w:hAnsi="Calibri" w:eastAsia="KaiTi"/>
           <w:b w:val="0"/>
-          <w:i w:val="0"/>
-          <w:color w:val="000000"/>
-          <w:sz w:val="24"/>
-        </w:rPr>
-        <w:t xml:space="preserve">    </w:t>
-      </w:r>
-      <w:r>
-        <w:rPr>
-          <w:rFonts w:ascii="Calibri" w:hAnsi="Calibri" w:eastAsia="宋体"/>
-          <w:b/>
           <w:i w:val="0"/>
           <w:color w:val="000000"/>
           <w:sz w:val="24"/>
@@ -130,7 +161,7 @@
         <w:keepNext w:val="0"/>
         <w:pageBreakBefore w:val="0"/>
         <w:widowControl/>
-        <w:spacing w:before="40" w:after="80" w:lineRule="auto" w:line="276"/>
+        <w:spacing w:before="40" w:after="80" w:lineRule="auto" w:line="324"/>
         <w:ind w:firstLine="0"/>
         <w:jc w:val="left"/>
       </w:pPr>
@@ -139,10 +170,10 @@
           <w:rFonts w:ascii="Calibri" w:hAnsi="Calibri" w:eastAsia="宋体"/>
           <w:b/>
           <w:i w:val="0"/>
-          <w:color w:val="333333"/>
-          <w:sz w:val="21"/>
+          <w:color w:val="000000"/>
+          <w:sz w:val="20"/>
         </w:rPr>
-        <w:t>技术栈：Vue2/3、Vue-router、Vuex/Pinia、Vite</w:t>
+        <w:t>Vue2/3、Vue-router、Vuex/Pinia、Vite</w:t>
       </w:r>
     </w:p>
     <w:p>
@@ -150,17 +181,17 @@
         <w:keepNext w:val="0"/>
         <w:pageBreakBefore w:val="0"/>
         <w:widowControl/>
-        <w:spacing w:before="20" w:after="20" w:lineRule="auto" w:line="276"/>
-        <w:ind w:firstLine="0"/>
+        <w:spacing w:before="40" w:after="40" w:lineRule="auto" w:line="324"/>
+        <w:ind w:firstLine="0" w:left="567"/>
         <w:jc w:val="left"/>
       </w:pPr>
       <w:r>
         <w:rPr>
-          <w:rFonts w:ascii="Calibri" w:hAnsi="Calibri" w:eastAsia="宋体"/>
+          <w:rFonts w:ascii="Calibri" w:hAnsi="Calibri" w:eastAsia="KaiTi"/>
           <w:b w:val="0"/>
           <w:i w:val="0"/>
           <w:color w:val="000000"/>
-          <w:sz w:val="22"/>
+          <w:sz w:val="24"/>
         </w:rPr>
         <w:t>1.负责从0～1 搭建ToB 项目</w:t>
       </w:r>
@@ -170,17 +201,17 @@
         <w:keepNext w:val="0"/>
         <w:pageBreakBefore w:val="0"/>
         <w:widowControl/>
-        <w:spacing w:before="20" w:after="20" w:lineRule="auto" w:line="276"/>
-        <w:ind w:firstLine="0"/>
+        <w:spacing w:before="40" w:after="40" w:lineRule="auto" w:line="324"/>
+        <w:ind w:firstLine="0" w:left="567"/>
         <w:jc w:val="left"/>
       </w:pPr>
       <w:r>
         <w:rPr>
-          <w:rFonts w:ascii="Calibri" w:hAnsi="Calibri" w:eastAsia="宋体"/>
+          <w:rFonts w:ascii="Calibri" w:hAnsi="Calibri" w:eastAsia="KaiTi"/>
           <w:b w:val="0"/>
           <w:i w:val="0"/>
           <w:color w:val="000000"/>
-          <w:sz w:val="22"/>
+          <w:sz w:val="24"/>
         </w:rPr>
         <w:t>2.负责项目的性能优化</w:t>
       </w:r>
@@ -190,17 +221,17 @@
         <w:keepNext w:val="0"/>
         <w:pageBreakBefore w:val="0"/>
         <w:widowControl/>
-        <w:spacing w:before="20" w:after="20" w:lineRule="auto" w:line="276"/>
-        <w:ind w:firstLine="0"/>
+        <w:spacing w:before="40" w:after="40" w:lineRule="auto" w:line="324"/>
+        <w:ind w:firstLine="0" w:left="567"/>
         <w:jc w:val="left"/>
       </w:pPr>
       <w:r>
         <w:rPr>
-          <w:rFonts w:ascii="Calibri" w:hAnsi="Calibri" w:eastAsia="宋体"/>
+          <w:rFonts w:ascii="Calibri" w:hAnsi="Calibri" w:eastAsia="KaiTi"/>
           <w:b w:val="0"/>
           <w:i w:val="0"/>
           <w:color w:val="000000"/>
-          <w:sz w:val="22"/>
+          <w:sz w:val="24"/>
         </w:rPr>
         <w:t>3.实现内部公用组件的封装，并负责项目的迭代与维护</w:t>
       </w:r>
@@ -210,34 +241,34 @@
         <w:keepNext w:val="0"/>
         <w:pageBreakBefore w:val="0"/>
         <w:widowControl/>
-        <w:spacing w:before="160" w:after="40" w:lineRule="auto" w:line="276"/>
+        <w:spacing w:before="80" w:after="0" w:lineRule="auto" w:line="324"/>
         <w:ind w:firstLine="0"/>
         <w:jc w:val="left"/>
       </w:pPr>
       <w:r>
         <w:rPr>
-          <w:rFonts w:ascii="Calibri" w:hAnsi="Calibri" w:eastAsia="宋体"/>
-          <w:b/>
+          <w:rFonts w:ascii="Calibri" w:hAnsi="Calibri" w:eastAsia="KaiTi"/>
+          <w:b w:val="0"/>
           <w:i w:val="0"/>
           <w:color w:val="000000"/>
           <w:sz w:val="24"/>
         </w:rPr>
         <w:t>2019.06-2022.04</w:t>
       </w:r>
+    </w:p>
+    <w:p>
+      <w:pPr>
+        <w:keepNext w:val="0"/>
+        <w:pageBreakBefore w:val="0"/>
+        <w:widowControl/>
+        <w:spacing w:before="0" w:after="40" w:lineRule="auto" w:line="324"/>
+        <w:ind w:firstLine="0"/>
+        <w:jc w:val="left"/>
+      </w:pPr>
       <w:r>
         <w:rPr>
-          <w:rFonts w:ascii="Calibri" w:hAnsi="Calibri" w:eastAsia="宋体"/>
+          <w:rFonts w:ascii="Calibri" w:hAnsi="Calibri" w:eastAsia="KaiTi"/>
           <w:b w:val="0"/>
-          <w:i w:val="0"/>
-          <w:color w:val="000000"/>
-          <w:sz w:val="24"/>
-        </w:rPr>
-        <w:t xml:space="preserve">    </w:t>
-      </w:r>
-      <w:r>
-        <w:rPr>
-          <w:rFonts w:ascii="Calibri" w:hAnsi="Calibri" w:eastAsia="宋体"/>
-          <w:b/>
           <w:i w:val="0"/>
           <w:color w:val="000000"/>
           <w:sz w:val="24"/>
@@ -250,7 +281,7 @@
         <w:keepNext w:val="0"/>
         <w:pageBreakBefore w:val="0"/>
         <w:widowControl/>
-        <w:spacing w:before="40" w:after="80" w:lineRule="auto" w:line="276"/>
+        <w:spacing w:before="40" w:after="80" w:lineRule="auto" w:line="324"/>
         <w:ind w:firstLine="0"/>
         <w:jc w:val="left"/>
       </w:pPr>
@@ -259,10 +290,10 @@
           <w:rFonts w:ascii="Calibri" w:hAnsi="Calibri" w:eastAsia="宋体"/>
           <w:b/>
           <w:i w:val="0"/>
-          <w:color w:val="333333"/>
-          <w:sz w:val="21"/>
+          <w:color w:val="000000"/>
+          <w:sz w:val="20"/>
         </w:rPr>
-        <w:t>技术栈：Vue2、Vue-router、Vuex</w:t>
+        <w:t>Vue2、Vue-router、Vuex</w:t>
       </w:r>
     </w:p>
     <w:p>
@@ -270,7 +301,27 @@
         <w:keepNext w:val="0"/>
         <w:pageBreakBefore w:val="0"/>
         <w:widowControl/>
-        <w:spacing w:before="20" w:after="20" w:lineRule="auto" w:line="276"/>
+        <w:spacing w:before="40" w:after="40" w:lineRule="auto" w:line="324"/>
+        <w:ind w:firstLine="0" w:left="567"/>
+        <w:jc w:val="left"/>
+      </w:pPr>
+      <w:r>
+        <w:rPr>
+          <w:rFonts w:ascii="Calibri" w:hAnsi="Calibri" w:eastAsia="KaiTi"/>
+          <w:b w:val="0"/>
+          <w:i w:val="0"/>
+          <w:color w:val="000000"/>
+          <w:sz w:val="24"/>
+        </w:rPr>
+        <w:t>负责公司PC 端项目的开发和后期维护</w:t>
+      </w:r>
+    </w:p>
+    <w:p>
+      <w:pPr>
+        <w:keepNext w:val="0"/>
+        <w:pageBreakBefore w:val="0"/>
+        <w:widowControl/>
+        <w:spacing w:before="240" w:after="80" w:lineRule="auto" w:line="324"/>
         <w:ind w:firstLine="0"/>
         <w:jc w:val="left"/>
       </w:pPr>
@@ -280,9 +331,9 @@
           <w:b w:val="0"/>
           <w:i w:val="0"/>
           <w:color w:val="000000"/>
-          <w:sz w:val="22"/>
+          <w:sz w:val="20"/>
         </w:rPr>
-        <w:t>负责公司PC 端项目的开发和后期维护</w:t>
+        <w:t>二、专业技能：</w:t>
       </w:r>
     </w:p>
     <w:p>
@@ -290,22 +341,19 @@
         <w:keepNext w:val="0"/>
         <w:pageBreakBefore w:val="0"/>
         <w:widowControl/>
-        <w:spacing w:before="280" w:after="120" w:lineRule="auto" w:line="276"/>
-        <w:ind w:firstLine="0"/>
+        <w:spacing w:before="60" w:after="60" w:lineRule="auto" w:line="324"/>
+        <w:ind w:firstLine="0" w:left="0"/>
         <w:jc w:val="left"/>
-        <w:pBdr>
-          <w:bottom w:val="single" w:sz="6" w:space="1" w:color="2B579A"/>
-        </w:pBdr>
       </w:pPr>
       <w:r>
         <w:rPr>
-          <w:rFonts w:ascii="Calibri" w:hAnsi="Calibri" w:eastAsia="黑体"/>
-          <w:b/>
+          <w:rFonts w:ascii="Calibri" w:hAnsi="Calibri" w:eastAsia="KaiTi"/>
+          <w:b w:val="0"/>
           <w:i w:val="0"/>
-          <w:color w:val="2B579A"/>
-          <w:sz w:val="28"/>
+          <w:color w:val="000000"/>
+          <w:sz w:val="24"/>
         </w:rPr>
-        <w:t>专业技能</w:t>
+        <w:t>1、熟练掌握前端开发所需HTML5/CSS3 技能，熟悉相关W3C 标准。</w:t>
       </w:r>
     </w:p>
     <w:p>
@@ -313,7 +361,187 @@
         <w:keepNext w:val="0"/>
         <w:pageBreakBefore w:val="0"/>
         <w:widowControl/>
-        <w:spacing w:before="40" w:after="40" w:lineRule="auto" w:line="276"/>
+        <w:spacing w:before="60" w:after="60" w:lineRule="auto" w:line="324"/>
+        <w:ind w:firstLine="0" w:left="0"/>
+        <w:jc w:val="left"/>
+      </w:pPr>
+      <w:r>
+        <w:rPr>
+          <w:rFonts w:ascii="Calibri" w:hAnsi="Calibri" w:eastAsia="KaiTi"/>
+          <w:b w:val="0"/>
+          <w:i w:val="0"/>
+          <w:color w:val="000000"/>
+          <w:sz w:val="24"/>
+        </w:rPr>
+        <w:t>2、熟悉ElementUI/ElementPlus/Vant/Antd 等UI 框架，熟练定制PC 端及移动端界面组件；并熟练使用Sass 等预处理样式提高代码可维护性。</w:t>
+      </w:r>
+    </w:p>
+    <w:p>
+      <w:pPr>
+        <w:keepNext w:val="0"/>
+        <w:pageBreakBefore w:val="0"/>
+        <w:widowControl/>
+        <w:spacing w:before="60" w:after="60" w:lineRule="auto" w:line="324"/>
+        <w:ind w:firstLine="0" w:left="0"/>
+        <w:jc w:val="left"/>
+      </w:pPr>
+      <w:r>
+        <w:rPr>
+          <w:rFonts w:ascii="Calibri" w:hAnsi="Calibri" w:eastAsia="KaiTi"/>
+          <w:b w:val="0"/>
+          <w:i w:val="0"/>
+          <w:color w:val="000000"/>
+          <w:sz w:val="24"/>
+        </w:rPr>
+        <w:t>3、熟练掌握JavaScript 语言及面向对象思想，对作用域闭包、原型链继承等理论知识及场景应用都有比较丰富的认识；熟练使用ES6 及以后版本的各项新特性。</w:t>
+      </w:r>
+    </w:p>
+    <w:p>
+      <w:pPr>
+        <w:keepNext w:val="0"/>
+        <w:pageBreakBefore w:val="0"/>
+        <w:widowControl/>
+        <w:spacing w:before="60" w:after="60" w:lineRule="auto" w:line="324"/>
+        <w:ind w:firstLine="0" w:left="0"/>
+        <w:jc w:val="left"/>
+      </w:pPr>
+      <w:r>
+        <w:rPr>
+          <w:rFonts w:ascii="Calibri" w:hAnsi="Calibri" w:eastAsia="KaiTi"/>
+          <w:b w:val="0"/>
+          <w:i w:val="0"/>
+          <w:color w:val="000000"/>
+          <w:sz w:val="24"/>
+        </w:rPr>
+        <w:t>4、熟练使用Vue.js 及周边生态(Vue-Router、Vuex、ElementUI 等)；了解TypeScript。5 、熟悉多种服务器端技术：Node.js/Express ；熟练使用Ajax ,axios,fetch 及各种扩展访问后台。</w:t>
+      </w:r>
+    </w:p>
+    <w:p>
+      <w:pPr>
+        <w:keepNext w:val="0"/>
+        <w:pageBreakBefore w:val="0"/>
+        <w:widowControl/>
+        <w:spacing w:before="60" w:after="60" w:lineRule="auto" w:line="324"/>
+        <w:ind w:firstLine="0" w:left="0"/>
+        <w:jc w:val="left"/>
+      </w:pPr>
+      <w:r>
+        <w:rPr>
+          <w:rFonts w:ascii="Calibri" w:hAnsi="Calibri" w:eastAsia="KaiTi"/>
+          <w:b w:val="0"/>
+          <w:i w:val="0"/>
+          <w:color w:val="000000"/>
+          <w:sz w:val="24"/>
+        </w:rPr>
+        <w:t>6、掌握Webpack 等打包优化工具及编译工具Babel 的使用。</w:t>
+      </w:r>
+    </w:p>
+    <w:p>
+      <w:pPr>
+        <w:keepNext w:val="0"/>
+        <w:pageBreakBefore w:val="0"/>
+        <w:widowControl/>
+        <w:spacing w:before="60" w:after="60" w:lineRule="auto" w:line="324"/>
+        <w:ind w:firstLine="0" w:left="0"/>
+        <w:jc w:val="left"/>
+      </w:pPr>
+      <w:r>
+        <w:rPr>
+          <w:rFonts w:ascii="Calibri" w:hAnsi="Calibri" w:eastAsia="KaiTi"/>
+          <w:b w:val="0"/>
+          <w:i w:val="0"/>
+          <w:color w:val="000000"/>
+          <w:sz w:val="24"/>
+        </w:rPr>
+        <w:t>7、熟练使用Echarts,且能根据业务需求开发定制图表。</w:t>
+      </w:r>
+    </w:p>
+    <w:p>
+      <w:pPr>
+        <w:keepNext w:val="0"/>
+        <w:pageBreakBefore w:val="0"/>
+        <w:widowControl/>
+        <w:spacing w:before="60" w:after="60" w:lineRule="auto" w:line="324"/>
+        <w:ind w:firstLine="0" w:left="0"/>
+        <w:jc w:val="left"/>
+      </w:pPr>
+      <w:r>
+        <w:rPr>
+          <w:rFonts w:ascii="Calibri" w:hAnsi="Calibri" w:eastAsia="KaiTi"/>
+          <w:b w:val="0"/>
+          <w:i w:val="0"/>
+          <w:color w:val="000000"/>
+          <w:sz w:val="24"/>
+        </w:rPr>
+        <w:t>8、Eslint、stylelint、husky 规范维护前端代码经验，前端性能优化，提高用户体验。</w:t>
+      </w:r>
+    </w:p>
+    <w:p>
+      <w:pPr>
+        <w:keepNext w:val="0"/>
+        <w:pageBreakBefore w:val="0"/>
+        <w:widowControl/>
+        <w:spacing w:before="60" w:after="60" w:lineRule="auto" w:line="324"/>
+        <w:ind w:firstLine="0" w:left="0"/>
+        <w:jc w:val="left"/>
+      </w:pPr>
+      <w:r>
+        <w:rPr>
+          <w:rFonts w:ascii="Calibri" w:hAnsi="Calibri" w:eastAsia="KaiTi"/>
+          <w:b w:val="0"/>
+          <w:i w:val="0"/>
+          <w:color w:val="000000"/>
+          <w:sz w:val="24"/>
+        </w:rPr>
+        <w:t>9、MySQL 的基本使用。</w:t>
+      </w:r>
+    </w:p>
+    <w:p>
+      <w:pPr>
+        <w:keepNext w:val="0"/>
+        <w:pageBreakBefore w:val="0"/>
+        <w:widowControl/>
+        <w:spacing w:before="60" w:after="60" w:lineRule="auto" w:line="324"/>
+        <w:ind w:firstLine="0" w:left="0"/>
+        <w:jc w:val="left"/>
+      </w:pPr>
+      <w:r>
+        <w:rPr>
+          <w:rFonts w:ascii="Calibri" w:hAnsi="Calibri" w:eastAsia="KaiTi"/>
+          <w:b w:val="0"/>
+          <w:i w:val="0"/>
+          <w:color w:val="000000"/>
+          <w:sz w:val="24"/>
+        </w:rPr>
+        <w:t>10、熟练使用git、svn 等工具进行代码管理。</w:t>
+      </w:r>
+    </w:p>
+    <w:p>
+      <w:pPr>
+        <w:keepNext w:val="0"/>
+        <w:pageBreakBefore w:val="0"/>
+        <w:widowControl/>
+        <w:spacing w:before="60" w:after="60" w:lineRule="auto" w:line="324"/>
+        <w:ind w:firstLine="0" w:left="0"/>
+        <w:jc w:val="left"/>
+      </w:pPr>
+      <w:r>
+        <w:rPr>
+          <w:rFonts w:ascii="Calibri" w:hAnsi="Calibri" w:eastAsia="KaiTi"/>
+          <w:b w:val="0"/>
+          <w:i w:val="0"/>
+          <w:color w:val="000000"/>
+          <w:sz w:val="24"/>
+        </w:rPr>
+        <w:t>11、具备基本的数据结构知识。</w:t>
+      </w:r>
+    </w:p>
+    <w:p>
+      <w:pPr>
+        <w:keepNext w:val="0"/>
+        <w:pageBreakBefore w:val="0"/>
+        <w:widowControl/>
+        <w:spacing w:before="240" w:after="80" w:lineRule="auto" w:line="324"/>
         <w:ind w:firstLine="0"/>
         <w:jc w:val="left"/>
       </w:pPr>
@@ -323,9 +551,9 @@
           <w:b w:val="0"/>
           <w:i w:val="0"/>
           <w:color w:val="000000"/>
-          <w:sz w:val="22"/>
+          <w:sz w:val="20"/>
         </w:rPr>
-        <w:t>1、熟练掌握前端开发所需HTML5/CSS3 技能，熟悉相关W3C 标准。</w:t>
+        <w:t>三、项目经验：</w:t>
       </w:r>
     </w:p>
     <w:p>
@@ -333,7 +561,27 @@
         <w:keepNext w:val="0"/>
         <w:pageBreakBefore w:val="0"/>
         <w:widowControl/>
-        <w:spacing w:before="40" w:after="40" w:lineRule="auto" w:line="276"/>
+        <w:spacing w:before="160" w:after="40" w:lineRule="auto" w:line="324"/>
+        <w:ind w:firstLine="0"/>
+        <w:jc w:val="left"/>
+      </w:pPr>
+      <w:r>
+        <w:rPr>
+          <w:rFonts w:ascii="Calibri" w:hAnsi="Calibri" w:eastAsia="KaiTi"/>
+          <w:b w:val="0"/>
+          <w:i w:val="0"/>
+          <w:color w:val="000000"/>
+          <w:sz w:val="24"/>
+        </w:rPr>
+        <w:t>1、Byelide 低代码平台技术栈：Vue3、Pinia、Vue-Router</w:t>
+      </w:r>
+    </w:p>
+    <w:p>
+      <w:pPr>
+        <w:keepNext w:val="0"/>
+        <w:pageBreakBefore w:val="0"/>
+        <w:widowControl/>
+        <w:spacing w:before="120" w:after="40" w:lineRule="auto" w:line="324"/>
         <w:ind w:firstLine="0"/>
         <w:jc w:val="left"/>
       </w:pPr>
@@ -343,9 +591,9 @@
           <w:b w:val="0"/>
           <w:i w:val="0"/>
           <w:color w:val="000000"/>
-          <w:sz w:val="22"/>
+          <w:sz w:val="20"/>
         </w:rPr>
-        <w:t>2、熟悉ElementUI/ElementPlus/Vant/Antd 等UI 框架，熟练定制PC 端及移动端界面组件；并熟练使用Sass 等预处理样式提高代码可维护性。</w:t>
+        <w:t>项目描述：</w:t>
       </w:r>
     </w:p>
     <w:p>
@@ -353,7 +601,27 @@
         <w:keepNext w:val="0"/>
         <w:pageBreakBefore w:val="0"/>
         <w:widowControl/>
-        <w:spacing w:before="40" w:after="40" w:lineRule="auto" w:line="276"/>
+        <w:spacing w:before="0" w:after="80" w:lineRule="auto" w:line="324"/>
+        <w:ind w:firstLine="420"/>
+        <w:jc w:val="left"/>
+      </w:pPr>
+      <w:r>
+        <w:rPr>
+          <w:rFonts w:ascii="Calibri" w:hAnsi="Calibri" w:eastAsia="KaiTi"/>
+          <w:b w:val="0"/>
+          <w:i w:val="0"/>
+          <w:color w:val="000000"/>
+          <w:sz w:val="24"/>
+        </w:rPr>
+        <w:t>低代码+可视化搭建平台，涵盖数据源管理与加工、页面组装、流程引擎、低代码编辑器</w:t>
+      </w:r>
+    </w:p>
+    <w:p>
+      <w:pPr>
+        <w:keepNext w:val="0"/>
+        <w:pageBreakBefore w:val="0"/>
+        <w:widowControl/>
+        <w:spacing w:before="120" w:after="40" w:lineRule="auto" w:line="324"/>
         <w:ind w:firstLine="0"/>
         <w:jc w:val="left"/>
       </w:pPr>
@@ -363,9 +631,9 @@
           <w:b w:val="0"/>
           <w:i w:val="0"/>
           <w:color w:val="000000"/>
-          <w:sz w:val="22"/>
+          <w:sz w:val="20"/>
         </w:rPr>
-        <w:t>3、熟练掌握JavaScript 语言及面向对象思想，对作用域闭包、原型链继承等理论知识及场景应用都有比较丰富的认识；熟练使用ES6 及以后版本的各项新特性。</w:t>
+        <w:t>工作内容与成果：</w:t>
       </w:r>
     </w:p>
     <w:p>
@@ -373,7 +641,127 @@
         <w:keepNext w:val="0"/>
         <w:pageBreakBefore w:val="0"/>
         <w:widowControl/>
-        <w:spacing w:before="40" w:after="40" w:lineRule="auto" w:line="276"/>
+        <w:spacing w:before="40" w:after="40" w:lineRule="auto" w:line="324"/>
+        <w:ind w:firstLine="0" w:left="567"/>
+        <w:jc w:val="left"/>
+      </w:pPr>
+      <w:r>
+        <w:rPr>
+          <w:rFonts w:ascii="Calibri" w:hAnsi="Calibri" w:eastAsia="KaiTi"/>
+          <w:b w:val="0"/>
+          <w:i w:val="0"/>
+          <w:color w:val="000000"/>
+          <w:sz w:val="24"/>
+        </w:rPr>
+        <w:t>1.参与页面组装模块设计，选用通用blocksuite （block）方案，使页面元素及物料丰富高度可定制。</w:t>
+      </w:r>
+    </w:p>
+    <w:p>
+      <w:pPr>
+        <w:keepNext w:val="0"/>
+        <w:pageBreakBefore w:val="0"/>
+        <w:widowControl/>
+        <w:spacing w:before="40" w:after="40" w:lineRule="auto" w:line="324"/>
+        <w:ind w:firstLine="0" w:left="567"/>
+        <w:jc w:val="left"/>
+      </w:pPr>
+      <w:r>
+        <w:rPr>
+          <w:rFonts w:ascii="Calibri" w:hAnsi="Calibri" w:eastAsia="KaiTi"/>
+          <w:b w:val="0"/>
+          <w:i w:val="0"/>
+          <w:color w:val="000000"/>
+          <w:sz w:val="24"/>
+        </w:rPr>
+        <w:t>2.动态表单开发，借助Vee-validate，基于hook 实现可维护性更高的动态表单及表单设计工具。</w:t>
+      </w:r>
+    </w:p>
+    <w:p>
+      <w:pPr>
+        <w:keepNext w:val="0"/>
+        <w:pageBreakBefore w:val="0"/>
+        <w:widowControl/>
+        <w:spacing w:before="40" w:after="40" w:lineRule="auto" w:line="324"/>
+        <w:ind w:firstLine="0" w:left="567"/>
+        <w:jc w:val="left"/>
+      </w:pPr>
+      <w:r>
+        <w:rPr>
+          <w:rFonts w:ascii="Calibri" w:hAnsi="Calibri" w:eastAsia="KaiTi"/>
+          <w:b w:val="0"/>
+          <w:i w:val="0"/>
+          <w:color w:val="000000"/>
+          <w:sz w:val="24"/>
+        </w:rPr>
+        <w:t>3.低代码物料出码功能，基于vue-json-pretty 封装物料协议数据预览与编辑。</w:t>
+      </w:r>
+    </w:p>
+    <w:p>
+      <w:pPr>
+        <w:keepNext w:val="0"/>
+        <w:pageBreakBefore w:val="0"/>
+        <w:widowControl/>
+        <w:spacing w:before="40" w:after="40" w:lineRule="auto" w:line="324"/>
+        <w:ind w:firstLine="0" w:left="567"/>
+        <w:jc w:val="left"/>
+      </w:pPr>
+      <w:r>
+        <w:rPr>
+          <w:rFonts w:ascii="Calibri" w:hAnsi="Calibri" w:eastAsia="KaiTi"/>
+          <w:b w:val="0"/>
+          <w:i w:val="0"/>
+          <w:color w:val="000000"/>
+          <w:sz w:val="24"/>
+        </w:rPr>
+        <w:t>4.流程引擎及服务编排等内容实现，基于鼠标move 事件封装vuedraggable 组件实现组件拖拽与页面内容编排。</w:t>
+      </w:r>
+    </w:p>
+    <w:p>
+      <w:pPr>
+        <w:keepNext w:val="0"/>
+        <w:pageBreakBefore w:val="0"/>
+        <w:widowControl/>
+        <w:spacing w:before="40" w:after="40" w:lineRule="auto" w:line="324"/>
+        <w:ind w:firstLine="0" w:left="567"/>
+        <w:jc w:val="left"/>
+      </w:pPr>
+      <w:r>
+        <w:rPr>
+          <w:rFonts w:ascii="Calibri" w:hAnsi="Calibri" w:eastAsia="KaiTi"/>
+          <w:b w:val="0"/>
+          <w:i w:val="0"/>
+          <w:color w:val="000000"/>
+          <w:sz w:val="24"/>
+        </w:rPr>
+        <w:t>5.数据源支持1000 万行表格数据渲染与编辑，通过canvas 技术实现。</w:t>
+      </w:r>
+    </w:p>
+    <w:p>
+      <w:pPr>
+        <w:keepNext w:val="0"/>
+        <w:pageBreakBefore w:val="0"/>
+        <w:widowControl/>
+        <w:spacing w:before="160" w:after="40" w:lineRule="auto" w:line="324"/>
+        <w:ind w:firstLine="0"/>
+        <w:jc w:val="left"/>
+      </w:pPr>
+      <w:r>
+        <w:rPr>
+          <w:rFonts w:ascii="Calibri" w:hAnsi="Calibri" w:eastAsia="KaiTi"/>
+          <w:b w:val="0"/>
+          <w:i w:val="0"/>
+          <w:color w:val="000000"/>
+          <w:sz w:val="24"/>
+        </w:rPr>
+        <w:t>2、“电量智能监控系统”技术栈：Vue3、Vite、Vue-Router、Pinia、Axios、ElementPlus、Echarts、Amap</w:t>
+      </w:r>
+    </w:p>
+    <w:p>
+      <w:pPr>
+        <w:keepNext w:val="0"/>
+        <w:pageBreakBefore w:val="0"/>
+        <w:widowControl/>
+        <w:spacing w:before="120" w:after="40" w:lineRule="auto" w:line="324"/>
         <w:ind w:firstLine="0"/>
         <w:jc w:val="left"/>
       </w:pPr>
@@ -383,9 +771,9 @@
           <w:b w:val="0"/>
           <w:i w:val="0"/>
           <w:color w:val="000000"/>
-          <w:sz w:val="22"/>
+          <w:sz w:val="20"/>
         </w:rPr>
-        <w:t>4、熟练使用Vue.js 及周边生态(Vue-Router、Vuex、ElementUI 等)；了解TypeScript。5 、熟悉多种服务器端技术：Node.js/Express ；熟练使用Ajax ,axios,fetch 及各种扩展访问后台。</w:t>
+        <w:t>项目描述：</w:t>
       </w:r>
     </w:p>
     <w:p>
@@ -393,7 +781,27 @@
         <w:keepNext w:val="0"/>
         <w:pageBreakBefore w:val="0"/>
         <w:widowControl/>
-        <w:spacing w:before="40" w:after="40" w:lineRule="auto" w:line="276"/>
+        <w:spacing w:before="0" w:after="80" w:lineRule="auto" w:line="324"/>
+        <w:ind w:firstLine="420"/>
+        <w:jc w:val="left"/>
+      </w:pPr>
+      <w:r>
+        <w:rPr>
+          <w:rFonts w:ascii="Calibri" w:hAnsi="Calibri" w:eastAsia="KaiTi"/>
+          <w:b w:val="0"/>
+          <w:i w:val="0"/>
+          <w:color w:val="000000"/>
+          <w:sz w:val="24"/>
+        </w:rPr>
+        <w:t>电量智能监控系统为统计车辆充电、车辆维保、地理分布、权限管理而定制，录入车辆信息后，跟进运营车辆、维保车辆对充电次数、数量、所在地理位置、行驶轨迹等进行监控及统计；支持创建不同用户角色，同时对多角色设置权限，以及通过多级菜单配置不同用户的增删改查、处理工单等操作权限.</w:t>
+      </w:r>
+    </w:p>
+    <w:p>
+      <w:pPr>
+        <w:keepNext w:val="0"/>
+        <w:pageBreakBefore w:val="0"/>
+        <w:widowControl/>
+        <w:spacing w:before="120" w:after="40" w:lineRule="auto" w:line="324"/>
         <w:ind w:firstLine="0"/>
         <w:jc w:val="left"/>
       </w:pPr>
@@ -403,9 +811,9 @@
           <w:b w:val="0"/>
           <w:i w:val="0"/>
           <w:color w:val="000000"/>
-          <w:sz w:val="22"/>
+          <w:sz w:val="20"/>
         </w:rPr>
-        <w:t>6、掌握Webpack 等打包优化工具及编译工具Babel 的使用。</w:t>
+        <w:t>工作内容与成果：</w:t>
       </w:r>
     </w:p>
     <w:p>
@@ -413,7 +821,227 @@
         <w:keepNext w:val="0"/>
         <w:pageBreakBefore w:val="0"/>
         <w:widowControl/>
-        <w:spacing w:before="40" w:after="40" w:lineRule="auto" w:line="276"/>
+        <w:spacing w:before="40" w:after="40" w:lineRule="auto" w:line="324"/>
+        <w:ind w:firstLine="0" w:left="567"/>
+        <w:jc w:val="left"/>
+      </w:pPr>
+      <w:r>
+        <w:rPr>
+          <w:rFonts w:ascii="Calibri" w:hAnsi="Calibri" w:eastAsia="KaiTi"/>
+          <w:b w:val="0"/>
+          <w:i w:val="0"/>
+          <w:color w:val="000000"/>
+          <w:sz w:val="24"/>
+        </w:rPr>
+        <w:t>1. 使用vite 初始化项目，并创建好项目结构。</w:t>
+      </w:r>
+    </w:p>
+    <w:p>
+      <w:pPr>
+        <w:keepNext w:val="0"/>
+        <w:pageBreakBefore w:val="0"/>
+        <w:widowControl/>
+        <w:spacing w:before="40" w:after="40" w:lineRule="auto" w:line="324"/>
+        <w:ind w:firstLine="0" w:left="567"/>
+        <w:jc w:val="left"/>
+      </w:pPr>
+      <w:r>
+        <w:rPr>
+          <w:rFonts w:ascii="Calibri" w:hAnsi="Calibri" w:eastAsia="KaiTi"/>
+          <w:b w:val="0"/>
+          <w:i w:val="0"/>
+          <w:color w:val="000000"/>
+          <w:sz w:val="24"/>
+        </w:rPr>
+        <w:t>2. 依赖自动管理：整合unplugin-auto-import 与unplugin-vue-components，自动化识别并导入Vue 组件与函数。</w:t>
+      </w:r>
+    </w:p>
+    <w:p>
+      <w:pPr>
+        <w:keepNext w:val="0"/>
+        <w:pageBreakBefore w:val="0"/>
+        <w:widowControl/>
+        <w:spacing w:before="40" w:after="40" w:lineRule="auto" w:line="324"/>
+        <w:ind w:firstLine="0" w:left="567"/>
+        <w:jc w:val="left"/>
+      </w:pPr>
+      <w:r>
+        <w:rPr>
+          <w:rFonts w:ascii="Calibri" w:hAnsi="Calibri" w:eastAsia="KaiTi"/>
+          <w:b w:val="0"/>
+          <w:i w:val="0"/>
+          <w:color w:val="000000"/>
+          <w:sz w:val="24"/>
+        </w:rPr>
+        <w:t>3. 使用pinia 缓存用户角色和权限信息，实现在生成动态菜单和动态路由时减少请求。</w:t>
+      </w:r>
+    </w:p>
+    <w:p>
+      <w:pPr>
+        <w:keepNext w:val="0"/>
+        <w:pageBreakBefore w:val="0"/>
+        <w:widowControl/>
+        <w:spacing w:before="40" w:after="40" w:lineRule="auto" w:line="324"/>
+        <w:ind w:firstLine="0" w:left="567"/>
+        <w:jc w:val="left"/>
+      </w:pPr>
+      <w:r>
+        <w:rPr>
+          <w:rFonts w:ascii="Calibri" w:hAnsi="Calibri" w:eastAsia="KaiTi"/>
+          <w:b w:val="0"/>
+          <w:i w:val="0"/>
+          <w:color w:val="000000"/>
+          <w:sz w:val="24"/>
+        </w:rPr>
+        <w:t>4. 导航动态tag 标签的创建和删除，方便用户通过点击标签实现路由跳转。</w:t>
+      </w:r>
+    </w:p>
+    <w:p>
+      <w:pPr>
+        <w:keepNext w:val="0"/>
+        <w:pageBreakBefore w:val="0"/>
+        <w:widowControl/>
+        <w:spacing w:before="40" w:after="40" w:lineRule="auto" w:line="324"/>
+        <w:ind w:firstLine="0" w:left="567"/>
+        <w:jc w:val="left"/>
+      </w:pPr>
+      <w:r>
+        <w:rPr>
+          <w:rFonts w:ascii="Calibri" w:hAnsi="Calibri" w:eastAsia="KaiTi"/>
+          <w:b w:val="0"/>
+          <w:i w:val="0"/>
+          <w:color w:val="000000"/>
+          <w:sz w:val="24"/>
+        </w:rPr>
+        <w:t>5. 通过引入Amap，实现车辆轨迹绘制及回放。</w:t>
+      </w:r>
+    </w:p>
+    <w:p>
+      <w:pPr>
+        <w:keepNext w:val="0"/>
+        <w:pageBreakBefore w:val="0"/>
+        <w:widowControl/>
+        <w:spacing w:before="40" w:after="40" w:lineRule="auto" w:line="324"/>
+        <w:ind w:firstLine="0" w:left="567"/>
+        <w:jc w:val="left"/>
+      </w:pPr>
+      <w:r>
+        <w:rPr>
+          <w:rFonts w:ascii="Calibri" w:hAnsi="Calibri" w:eastAsia="KaiTi"/>
+          <w:b w:val="0"/>
+          <w:i w:val="0"/>
+          <w:color w:val="000000"/>
+          <w:sz w:val="24"/>
+        </w:rPr>
+        <w:t>6. 通过引入pinia-plugin-persistedstate，保证了Pinia 存储的菜单路由信息和动态标签信息在页面刷新时得以保留，提升了用户体验。</w:t>
+      </w:r>
+    </w:p>
+    <w:p>
+      <w:pPr>
+        <w:keepNext w:val="0"/>
+        <w:pageBreakBefore w:val="0"/>
+        <w:widowControl/>
+        <w:spacing w:before="40" w:after="40" w:lineRule="auto" w:line="324"/>
+        <w:ind w:firstLine="0" w:left="567"/>
+        <w:jc w:val="left"/>
+      </w:pPr>
+      <w:r>
+        <w:rPr>
+          <w:rFonts w:ascii="Calibri" w:hAnsi="Calibri" w:eastAsia="KaiTi"/>
+          <w:b w:val="0"/>
+          <w:i w:val="0"/>
+          <w:color w:val="000000"/>
+          <w:sz w:val="24"/>
+        </w:rPr>
+        <w:t>7. 封装axios 库作为request 请求工具，规范了前后端接口通信方式。</w:t>
+      </w:r>
+    </w:p>
+    <w:p>
+      <w:pPr>
+        <w:keepNext w:val="0"/>
+        <w:pageBreakBefore w:val="0"/>
+        <w:widowControl/>
+        <w:spacing w:before="40" w:after="40" w:lineRule="auto" w:line="324"/>
+        <w:ind w:firstLine="0" w:left="567"/>
+        <w:jc w:val="left"/>
+      </w:pPr>
+      <w:r>
+        <w:rPr>
+          <w:rFonts w:ascii="Calibri" w:hAnsi="Calibri" w:eastAsia="KaiTi"/>
+          <w:b w:val="0"/>
+          <w:i w:val="0"/>
+          <w:color w:val="000000"/>
+          <w:sz w:val="24"/>
+        </w:rPr>
+        <w:t>8. 通过对ElementPlus 的表格、弹窗、分页组件的二次封装，极大的加快了页面的开发速度。</w:t>
+      </w:r>
+    </w:p>
+    <w:p>
+      <w:pPr>
+        <w:keepNext w:val="0"/>
+        <w:pageBreakBefore w:val="0"/>
+        <w:widowControl/>
+        <w:spacing w:before="40" w:after="40" w:lineRule="auto" w:line="324"/>
+        <w:ind w:firstLine="0" w:left="567"/>
+        <w:jc w:val="left"/>
+      </w:pPr>
+      <w:r>
+        <w:rPr>
+          <w:rFonts w:ascii="Calibri" w:hAnsi="Calibri" w:eastAsia="KaiTi"/>
+          <w:b w:val="0"/>
+          <w:i w:val="0"/>
+          <w:color w:val="000000"/>
+          <w:sz w:val="24"/>
+        </w:rPr>
+        <w:t>9. 使用vue-hooks 思想抽离复用逻辑，比如状态值的展示，深拷贝函数，防抖函数等，从而使得开发更加便捷。</w:t>
+      </w:r>
+    </w:p>
+    <w:p>
+      <w:pPr>
+        <w:keepNext w:val="0"/>
+        <w:pageBreakBefore w:val="0"/>
+        <w:widowControl/>
+        <w:spacing w:before="40" w:after="40" w:lineRule="auto" w:line="324"/>
+        <w:ind w:firstLine="0" w:left="567"/>
+        <w:jc w:val="left"/>
+      </w:pPr>
+      <w:r>
+        <w:rPr>
+          <w:rFonts w:ascii="Calibri" w:hAnsi="Calibri" w:eastAsia="KaiTi"/>
+          <w:b w:val="0"/>
+          <w:i w:val="0"/>
+          <w:color w:val="000000"/>
+          <w:sz w:val="24"/>
+        </w:rPr>
+        <w:t>10.制定eslint 规范团队代码，git pre-commit 钩子，对提交文件进行编码规范的扫描；同时通过husky 的commit-msg 钩子，对代码提交message 的格式进行扫描。</w:t>
+      </w:r>
+    </w:p>
+    <w:p>
+      <w:pPr>
+        <w:keepNext w:val="0"/>
+        <w:pageBreakBefore w:val="0"/>
+        <w:widowControl/>
+        <w:spacing w:before="160" w:after="40" w:lineRule="auto" w:line="324"/>
+        <w:ind w:firstLine="0"/>
+        <w:jc w:val="left"/>
+      </w:pPr>
+      <w:r>
+        <w:rPr>
+          <w:rFonts w:ascii="Calibri" w:hAnsi="Calibri" w:eastAsia="KaiTi"/>
+          <w:b w:val="0"/>
+          <w:i w:val="0"/>
+          <w:color w:val="000000"/>
+          <w:sz w:val="24"/>
+        </w:rPr>
+        <w:t>3、“流程审批权限管理系统”技术栈：Vue2、Vue/cli、Vue-Router、Vuex、Axios、ElementUI</w:t>
+      </w:r>
+    </w:p>
+    <w:p>
+      <w:pPr>
+        <w:keepNext w:val="0"/>
+        <w:pageBreakBefore w:val="0"/>
+        <w:widowControl/>
+        <w:spacing w:before="120" w:after="40" w:lineRule="auto" w:line="324"/>
         <w:ind w:firstLine="0"/>
         <w:jc w:val="left"/>
       </w:pPr>
@@ -423,9 +1051,9 @@
           <w:b w:val="0"/>
           <w:i w:val="0"/>
           <w:color w:val="000000"/>
-          <w:sz w:val="22"/>
+          <w:sz w:val="20"/>
         </w:rPr>
-        <w:t>7、熟练使用Echarts,且能根据业务需求开发定制图表。</w:t>
+        <w:t>项目描述：</w:t>
       </w:r>
     </w:p>
     <w:p>
@@ -433,7 +1061,27 @@
         <w:keepNext w:val="0"/>
         <w:pageBreakBefore w:val="0"/>
         <w:widowControl/>
-        <w:spacing w:before="40" w:after="40" w:lineRule="auto" w:line="276"/>
+        <w:spacing w:before="0" w:after="80" w:lineRule="auto" w:line="324"/>
+        <w:ind w:firstLine="420"/>
+        <w:jc w:val="left"/>
+      </w:pPr>
+      <w:r>
+        <w:rPr>
+          <w:rFonts w:ascii="Calibri" w:hAnsi="Calibri" w:eastAsia="KaiTi"/>
+          <w:b w:val="0"/>
+          <w:i w:val="0"/>
+          <w:color w:val="000000"/>
+          <w:sz w:val="24"/>
+        </w:rPr>
+        <w:t>流程审批权限系统为解决企业员工日常办公、差旅、请假等审批申请、管理而定制，企业员工提交申请后，企业审批员拥有“一审”“二审”“终审”的权限；超级管理员可管理所有权限；</w:t>
+      </w:r>
+    </w:p>
+    <w:p>
+      <w:pPr>
+        <w:keepNext w:val="0"/>
+        <w:pageBreakBefore w:val="0"/>
+        <w:widowControl/>
+        <w:spacing w:before="120" w:after="40" w:lineRule="auto" w:line="324"/>
         <w:ind w:firstLine="0"/>
         <w:jc w:val="left"/>
       </w:pPr>
@@ -443,9 +1091,9 @@
           <w:b w:val="0"/>
           <w:i w:val="0"/>
           <w:color w:val="000000"/>
-          <w:sz w:val="22"/>
+          <w:sz w:val="20"/>
         </w:rPr>
-        <w:t>8、Eslint、stylelint、husky 规范维护前端代码经验，前端性能优化，提高用户体验。</w:t>
+        <w:t>工作内容与成果：</w:t>
       </w:r>
     </w:p>
     <w:p>
@@ -453,7 +1101,187 @@
         <w:keepNext w:val="0"/>
         <w:pageBreakBefore w:val="0"/>
         <w:widowControl/>
-        <w:spacing w:before="40" w:after="40" w:lineRule="auto" w:line="276"/>
+        <w:spacing w:before="40" w:after="40" w:lineRule="auto" w:line="324"/>
+        <w:ind w:firstLine="0" w:left="567"/>
+        <w:jc w:val="left"/>
+      </w:pPr>
+      <w:r>
+        <w:rPr>
+          <w:rFonts w:ascii="Calibri" w:hAnsi="Calibri" w:eastAsia="KaiTi"/>
+          <w:b w:val="0"/>
+          <w:i w:val="0"/>
+          <w:color w:val="000000"/>
+          <w:sz w:val="24"/>
+        </w:rPr>
+        <w:t>1. 通过组件递归，实现侧边栏动态无限极菜单。</w:t>
+      </w:r>
+    </w:p>
+    <w:p>
+      <w:pPr>
+        <w:keepNext w:val="0"/>
+        <w:pageBreakBefore w:val="0"/>
+        <w:widowControl/>
+        <w:spacing w:before="40" w:after="40" w:lineRule="auto" w:line="324"/>
+        <w:ind w:firstLine="0" w:left="567"/>
+        <w:jc w:val="left"/>
+      </w:pPr>
+      <w:r>
+        <w:rPr>
+          <w:rFonts w:ascii="Calibri" w:hAnsi="Calibri" w:eastAsia="KaiTi"/>
+          <w:b w:val="0"/>
+          <w:i w:val="0"/>
+          <w:color w:val="000000"/>
+          <w:sz w:val="24"/>
+        </w:rPr>
+        <w:t>2. 项目中将常用功能和代码片段组织起来，以便在各个模块中重用，减少冗余代码的编写，提升了开发效率，如全局过滤器的封装，echarts封装，路由格式数据处理函数，对象深拷贝函数等。</w:t>
+      </w:r>
+    </w:p>
+    <w:p>
+      <w:pPr>
+        <w:keepNext w:val="0"/>
+        <w:pageBreakBefore w:val="0"/>
+        <w:widowControl/>
+        <w:spacing w:before="40" w:after="40" w:lineRule="auto" w:line="324"/>
+        <w:ind w:firstLine="0" w:left="567"/>
+        <w:jc w:val="left"/>
+      </w:pPr>
+      <w:r>
+        <w:rPr>
+          <w:rFonts w:ascii="Calibri" w:hAnsi="Calibri" w:eastAsia="KaiTi"/>
+          <w:b w:val="0"/>
+          <w:i w:val="0"/>
+          <w:color w:val="000000"/>
+          <w:sz w:val="24"/>
+        </w:rPr>
+        <w:t>3. 通过后端返回的角色，过滤数据，生成动态菜单和动态路由，以控制用户权限。</w:t>
+      </w:r>
+    </w:p>
+    <w:p>
+      <w:pPr>
+        <w:keepNext w:val="0"/>
+        <w:pageBreakBefore w:val="0"/>
+        <w:widowControl/>
+        <w:spacing w:before="40" w:after="40" w:lineRule="auto" w:line="324"/>
+        <w:ind w:firstLine="0" w:left="567"/>
+        <w:jc w:val="left"/>
+      </w:pPr>
+      <w:r>
+        <w:rPr>
+          <w:rFonts w:ascii="Calibri" w:hAnsi="Calibri" w:eastAsia="KaiTi"/>
+          <w:b w:val="0"/>
+          <w:i w:val="0"/>
+          <w:color w:val="000000"/>
+          <w:sz w:val="24"/>
+        </w:rPr>
+        <w:t>4. 通过路由懒加载、图片懒加载，加快页面访问时间。</w:t>
+      </w:r>
+    </w:p>
+    <w:p>
+      <w:pPr>
+        <w:keepNext w:val="0"/>
+        <w:pageBreakBefore w:val="0"/>
+        <w:widowControl/>
+        <w:spacing w:before="40" w:after="40" w:lineRule="auto" w:line="324"/>
+        <w:ind w:firstLine="0" w:left="567"/>
+        <w:jc w:val="left"/>
+      </w:pPr>
+      <w:r>
+        <w:rPr>
+          <w:rFonts w:ascii="Calibri" w:hAnsi="Calibri" w:eastAsia="KaiTi"/>
+          <w:b w:val="0"/>
+          <w:i w:val="0"/>
+          <w:color w:val="000000"/>
+          <w:sz w:val="24"/>
+        </w:rPr>
+        <w:t>5. 应用moment.js 库处理时间格式转化与计算，提升了系统中时间管理的准确性和便捷性。</w:t>
+      </w:r>
+    </w:p>
+    <w:p>
+      <w:pPr>
+        <w:keepNext w:val="0"/>
+        <w:pageBreakBefore w:val="0"/>
+        <w:widowControl/>
+        <w:spacing w:before="40" w:after="40" w:lineRule="auto" w:line="324"/>
+        <w:ind w:firstLine="0" w:left="567"/>
+        <w:jc w:val="left"/>
+      </w:pPr>
+      <w:r>
+        <w:rPr>
+          <w:rFonts w:ascii="Calibri" w:hAnsi="Calibri" w:eastAsia="KaiTi"/>
+          <w:b w:val="0"/>
+          <w:i w:val="0"/>
+          <w:color w:val="000000"/>
+          <w:sz w:val="24"/>
+        </w:rPr>
+        <w:t>6. 通过代码拆分、排除第三方包等进行包体积优化；利用minimizer插件进行图片压缩，减少图片体积；利用analyzer 插件进行打包资源监控分析，最终将app.js、vender.js 体积极大减少。</w:t>
+      </w:r>
+    </w:p>
+    <w:p>
+      <w:pPr>
+        <w:keepNext w:val="0"/>
+        <w:pageBreakBefore w:val="0"/>
+        <w:widowControl/>
+        <w:spacing w:before="40" w:after="40" w:lineRule="auto" w:line="324"/>
+        <w:ind w:firstLine="0" w:left="567"/>
+        <w:jc w:val="left"/>
+      </w:pPr>
+      <w:r>
+        <w:rPr>
+          <w:rFonts w:ascii="Calibri" w:hAnsi="Calibri" w:eastAsia="KaiTi"/>
+          <w:b w:val="0"/>
+          <w:i w:val="0"/>
+          <w:color w:val="000000"/>
+          <w:sz w:val="24"/>
+        </w:rPr>
+        <w:t>7. 项目中使用Webpack 开启gizp 压缩极大缩小了请求资源大小。</w:t>
+      </w:r>
+    </w:p>
+    <w:p>
+      <w:pPr>
+        <w:keepNext w:val="0"/>
+        <w:pageBreakBefore w:val="0"/>
+        <w:widowControl/>
+        <w:spacing w:before="40" w:after="40" w:lineRule="auto" w:line="324"/>
+        <w:ind w:firstLine="0" w:left="567"/>
+        <w:jc w:val="left"/>
+      </w:pPr>
+      <w:r>
+        <w:rPr>
+          <w:rFonts w:ascii="Calibri" w:hAnsi="Calibri" w:eastAsia="KaiTi"/>
+          <w:b w:val="0"/>
+          <w:i w:val="0"/>
+          <w:color w:val="000000"/>
+          <w:sz w:val="24"/>
+        </w:rPr>
+        <w:t>8. 制定esLint、stylelint、commitlint 项目规范；通过各lint 工具的fix 功能，支持一键扫描并修复代码的能力。</w:t>
+      </w:r>
+    </w:p>
+    <w:p>
+      <w:pPr>
+        <w:keepNext w:val="0"/>
+        <w:pageBreakBefore w:val="0"/>
+        <w:widowControl/>
+        <w:spacing w:before="160" w:after="40" w:lineRule="auto" w:line="324"/>
+        <w:ind w:firstLine="0"/>
+        <w:jc w:val="left"/>
+      </w:pPr>
+      <w:r>
+        <w:rPr>
+          <w:rFonts w:ascii="Calibri" w:hAnsi="Calibri" w:eastAsia="KaiTi"/>
+          <w:b w:val="0"/>
+          <w:i w:val="0"/>
+          <w:color w:val="000000"/>
+          <w:sz w:val="24"/>
+        </w:rPr>
+        <w:t>4、“影院后台管理系统”技术栈：Vue2、Vue/cli、Vue-Router、Vuex、Axios、ElementUI</w:t>
+      </w:r>
+    </w:p>
+    <w:p>
+      <w:pPr>
+        <w:keepNext w:val="0"/>
+        <w:pageBreakBefore w:val="0"/>
+        <w:widowControl/>
+        <w:spacing w:before="120" w:after="40" w:lineRule="auto" w:line="324"/>
         <w:ind w:firstLine="0"/>
         <w:jc w:val="left"/>
       </w:pPr>
@@ -463,9 +1291,9 @@
           <w:b w:val="0"/>
           <w:i w:val="0"/>
           <w:color w:val="000000"/>
-          <w:sz w:val="22"/>
+          <w:sz w:val="20"/>
         </w:rPr>
-        <w:t>9、MySQL 的基本使用。</w:t>
+        <w:t>项目描述：</w:t>
       </w:r>
     </w:p>
     <w:p>
@@ -473,7 +1301,27 @@
         <w:keepNext w:val="0"/>
         <w:pageBreakBefore w:val="0"/>
         <w:widowControl/>
-        <w:spacing w:before="40" w:after="40" w:lineRule="auto" w:line="276"/>
+        <w:spacing w:before="0" w:after="80" w:lineRule="auto" w:line="324"/>
+        <w:ind w:firstLine="420"/>
+        <w:jc w:val="left"/>
+      </w:pPr>
+      <w:r>
+        <w:rPr>
+          <w:rFonts w:ascii="Calibri" w:hAnsi="Calibri" w:eastAsia="KaiTi"/>
+          <w:b w:val="0"/>
+          <w:i w:val="0"/>
+          <w:color w:val="000000"/>
+          <w:sz w:val="24"/>
+        </w:rPr>
+        <w:t>用户可以通过前台项目来查看电影院及上映的电影信息、电影院检索，选择电影院，选座，买票，观影等功能。管理员可以通过后台管理项目进行：电影院管理、演员管理、导演管理、放映厅管理、排片计划管理。</w:t>
+      </w:r>
+    </w:p>
+    <w:p>
+      <w:pPr>
+        <w:keepNext w:val="0"/>
+        <w:pageBreakBefore w:val="0"/>
+        <w:widowControl/>
+        <w:spacing w:before="120" w:after="40" w:lineRule="auto" w:line="324"/>
         <w:ind w:firstLine="0"/>
         <w:jc w:val="left"/>
       </w:pPr>
@@ -483,9 +1331,9 @@
           <w:b w:val="0"/>
           <w:i w:val="0"/>
           <w:color w:val="000000"/>
-          <w:sz w:val="22"/>
+          <w:sz w:val="20"/>
         </w:rPr>
-        <w:t>10、熟练使用git、svn 等工具进行代码管理。</w:t>
+        <w:t>工作内容与成果：</w:t>
       </w:r>
     </w:p>
     <w:p>
@@ -493,7 +1341,107 @@
         <w:keepNext w:val="0"/>
         <w:pageBreakBefore w:val="0"/>
         <w:widowControl/>
-        <w:spacing w:before="40" w:after="40" w:lineRule="auto" w:line="276"/>
+        <w:spacing w:before="40" w:after="40" w:lineRule="auto" w:line="324"/>
+        <w:ind w:firstLine="0" w:left="567"/>
+        <w:jc w:val="left"/>
+      </w:pPr>
+      <w:r>
+        <w:rPr>
+          <w:rFonts w:ascii="Calibri" w:hAnsi="Calibri" w:eastAsia="KaiTi"/>
+          <w:b w:val="0"/>
+          <w:i w:val="0"/>
+          <w:color w:val="000000"/>
+          <w:sz w:val="24"/>
+        </w:rPr>
+        <w:t>1. 通过import 路由懒加载、引入vue-lazyload 图片懒加载，加快页面访问时间。</w:t>
+      </w:r>
+    </w:p>
+    <w:p>
+      <w:pPr>
+        <w:keepNext w:val="0"/>
+        <w:pageBreakBefore w:val="0"/>
+        <w:widowControl/>
+        <w:spacing w:before="40" w:after="40" w:lineRule="auto" w:line="324"/>
+        <w:ind w:firstLine="0" w:left="567"/>
+        <w:jc w:val="left"/>
+      </w:pPr>
+      <w:r>
+        <w:rPr>
+          <w:rFonts w:ascii="Calibri" w:hAnsi="Calibri" w:eastAsia="KaiTi"/>
+          <w:b w:val="0"/>
+          <w:i w:val="0"/>
+          <w:color w:val="000000"/>
+          <w:sz w:val="24"/>
+        </w:rPr>
+        <w:t>2.通过添加富文本编辑器editor-for-vue，让页面编辑更加便捷。</w:t>
+      </w:r>
+    </w:p>
+    <w:p>
+      <w:pPr>
+        <w:keepNext w:val="0"/>
+        <w:pageBreakBefore w:val="0"/>
+        <w:widowControl/>
+        <w:spacing w:before="40" w:after="40" w:lineRule="auto" w:line="324"/>
+        <w:ind w:firstLine="0" w:left="567"/>
+        <w:jc w:val="left"/>
+      </w:pPr>
+      <w:r>
+        <w:rPr>
+          <w:rFonts w:ascii="Calibri" w:hAnsi="Calibri" w:eastAsia="KaiTi"/>
+          <w:b w:val="0"/>
+          <w:i w:val="0"/>
+          <w:color w:val="000000"/>
+          <w:sz w:val="24"/>
+        </w:rPr>
+        <w:t>3.Axios 的分模块封装，使得各模块api 结构更加清晰，且便于多人开发，避免同时修改同一文件。</w:t>
+      </w:r>
+    </w:p>
+    <w:p>
+      <w:pPr>
+        <w:keepNext w:val="0"/>
+        <w:pageBreakBefore w:val="0"/>
+        <w:widowControl/>
+        <w:spacing w:before="40" w:after="40" w:lineRule="auto" w:line="324"/>
+        <w:ind w:firstLine="0" w:left="567"/>
+        <w:jc w:val="left"/>
+      </w:pPr>
+      <w:r>
+        <w:rPr>
+          <w:rFonts w:ascii="Calibri" w:hAnsi="Calibri" w:eastAsia="KaiTi"/>
+          <w:b w:val="0"/>
+          <w:i w:val="0"/>
+          <w:color w:val="000000"/>
+          <w:sz w:val="24"/>
+        </w:rPr>
+        <w:t>4.通过引入Amap 访问高德逆地理编码，获得地图当前点击位置的相关信息，可迅速定位或修改影院所在位置。</w:t>
+      </w:r>
+    </w:p>
+    <w:p>
+      <w:pPr>
+        <w:keepNext w:val="0"/>
+        <w:pageBreakBefore w:val="0"/>
+        <w:widowControl/>
+        <w:spacing w:before="160" w:after="40" w:lineRule="auto" w:line="324"/>
+        <w:ind w:firstLine="0"/>
+        <w:jc w:val="left"/>
+      </w:pPr>
+      <w:r>
+        <w:rPr>
+          <w:rFonts w:ascii="Calibri" w:hAnsi="Calibri" w:eastAsia="KaiTi"/>
+          <w:b w:val="0"/>
+          <w:i w:val="0"/>
+          <w:color w:val="000000"/>
+          <w:sz w:val="24"/>
+        </w:rPr>
+        <w:t>5、“风险数据集市系统”技术栈：Vue2、Vue/cli、Vue-Router、Vuex、Axios、ElementUI</w:t>
+      </w:r>
+    </w:p>
+    <w:p>
+      <w:pPr>
+        <w:keepNext w:val="0"/>
+        <w:pageBreakBefore w:val="0"/>
+        <w:widowControl/>
+        <w:spacing w:before="120" w:after="40" w:lineRule="auto" w:line="324"/>
         <w:ind w:firstLine="0"/>
         <w:jc w:val="left"/>
       </w:pPr>
@@ -503,90 +1451,7 @@
           <w:b w:val="0"/>
           <w:i w:val="0"/>
           <w:color w:val="000000"/>
-          <w:sz w:val="22"/>
-        </w:rPr>
-        <w:t>11、具备基本的数据结构知识。</w:t>
-      </w:r>
-    </w:p>
-    <w:p>
-      <w:pPr>
-        <w:keepNext w:val="0"/>
-        <w:pageBreakBefore w:val="0"/>
-        <w:widowControl/>
-        <w:spacing w:before="280" w:after="120" w:lineRule="auto" w:line="276"/>
-        <w:ind w:firstLine="0"/>
-        <w:jc w:val="left"/>
-        <w:pBdr>
-          <w:bottom w:val="single" w:sz="6" w:space="1" w:color="2B579A"/>
-        </w:pBdr>
-      </w:pPr>
-      <w:r>
-        <w:rPr>
-          <w:rFonts w:ascii="Calibri" w:hAnsi="Calibri" w:eastAsia="黑体"/>
-          <w:b/>
-          <w:i w:val="0"/>
-          <w:color w:val="2B579A"/>
-          <w:sz w:val="28"/>
-        </w:rPr>
-        <w:t>项目经验</w:t>
-      </w:r>
-    </w:p>
-    <w:p>
-      <w:pPr>
-        <w:keepNext w:val="0"/>
-        <w:pageBreakBefore w:val="0"/>
-        <w:widowControl/>
-        <w:spacing w:before="200" w:after="40" w:lineRule="auto" w:line="276"/>
-        <w:ind w:firstLine="0"/>
-        <w:jc w:val="left"/>
-      </w:pPr>
-      <w:r>
-        <w:rPr>
-          <w:rFonts w:ascii="Calibri" w:hAnsi="Calibri" w:eastAsia="宋体"/>
-          <w:b/>
-          <w:i w:val="0"/>
-          <w:color w:val="000000"/>
-          <w:sz w:val="24"/>
-        </w:rPr>
-        <w:t>1、Byelide 低代码平台</w:t>
-      </w:r>
-    </w:p>
-    <w:p>
-      <w:pPr>
-        <w:keepNext w:val="0"/>
-        <w:pageBreakBefore w:val="0"/>
-        <w:widowControl/>
-        <w:spacing w:before="40" w:after="80" w:lineRule="auto" w:line="276"/>
-        <w:ind w:firstLine="0"/>
-        <w:jc w:val="left"/>
-      </w:pPr>
-      <w:r>
-        <w:rPr>
-          <w:rFonts w:ascii="Calibri" w:hAnsi="Calibri" w:eastAsia="宋体"/>
-          <w:b/>
-          <w:i w:val="0"/>
-          <w:color w:val="333333"/>
-          <w:sz w:val="21"/>
-        </w:rPr>
-        <w:t>技术栈：Vue3、Pinia、Vue-Router</w:t>
-      </w:r>
-    </w:p>
-    <w:p>
-      <w:pPr>
-        <w:keepNext w:val="0"/>
-        <w:pageBreakBefore w:val="0"/>
-        <w:widowControl/>
-        <w:spacing w:before="80" w:after="20" w:lineRule="auto" w:line="276"/>
-        <w:ind w:firstLine="0"/>
-        <w:jc w:val="left"/>
-      </w:pPr>
-      <w:r>
-        <w:rPr>
-          <w:rFonts w:ascii="Calibri" w:hAnsi="Calibri" w:eastAsia="宋体"/>
-          <w:b/>
-          <w:i w:val="0"/>
-          <w:color w:val="000000"/>
-          <w:sz w:val="22"/>
+          <w:sz w:val="20"/>
         </w:rPr>
         <w:t>项目描述：</w:t>
       </w:r>
@@ -596,8 +1461,28 @@
         <w:keepNext w:val="0"/>
         <w:pageBreakBefore w:val="0"/>
         <w:widowControl/>
-        <w:spacing w:before="20" w:after="80" w:lineRule="auto" w:line="276"/>
-        <w:ind w:firstLine="283"/>
+        <w:spacing w:before="0" w:after="80" w:lineRule="auto" w:line="324"/>
+        <w:ind w:firstLine="420"/>
+        <w:jc w:val="left"/>
+      </w:pPr>
+      <w:r>
+        <w:rPr>
+          <w:rFonts w:ascii="Calibri" w:hAnsi="Calibri" w:eastAsia="KaiTi"/>
+          <w:b w:val="0"/>
+          <w:i w:val="0"/>
+          <w:color w:val="000000"/>
+          <w:sz w:val="24"/>
+        </w:rPr>
+        <w:t>各渠道数据及信息的处理，提供数据信息的各种形式展示，包括图表展示，表格展示及国际化。</w:t>
+      </w:r>
+    </w:p>
+    <w:p>
+      <w:pPr>
+        <w:keepNext w:val="0"/>
+        <w:pageBreakBefore w:val="0"/>
+        <w:widowControl/>
+        <w:spacing w:before="120" w:after="40" w:lineRule="auto" w:line="324"/>
+        <w:ind w:firstLine="0"/>
         <w:jc w:val="left"/>
       </w:pPr>
       <w:r>
@@ -606,27 +1491,7 @@
           <w:b w:val="0"/>
           <w:i w:val="0"/>
           <w:color w:val="000000"/>
-          <w:sz w:val="22"/>
-        </w:rPr>
-        <w:t>低代码+可视化搭建平台，涵盖数据源管理与加工、页面组装、流程引擎、低代码编辑器</w:t>
-      </w:r>
-    </w:p>
-    <w:p>
-      <w:pPr>
-        <w:keepNext w:val="0"/>
-        <w:pageBreakBefore w:val="0"/>
-        <w:widowControl/>
-        <w:spacing w:before="80" w:after="20" w:lineRule="auto" w:line="276"/>
-        <w:ind w:firstLine="0"/>
-        <w:jc w:val="left"/>
-      </w:pPr>
-      <w:r>
-        <w:rPr>
-          <w:rFonts w:ascii="Calibri" w:hAnsi="Calibri" w:eastAsia="宋体"/>
-          <w:b/>
-          <w:i w:val="0"/>
-          <w:color w:val="000000"/>
-          <w:sz w:val="22"/>
+          <w:sz w:val="20"/>
         </w:rPr>
         <w:t>工作内容与成果：</w:t>
       </w:r>
@@ -636,7 +1501,127 @@
         <w:keepNext w:val="0"/>
         <w:pageBreakBefore w:val="0"/>
         <w:widowControl/>
-        <w:spacing w:before="20" w:after="20" w:lineRule="auto" w:line="276"/>
+        <w:spacing w:before="40" w:after="40" w:lineRule="auto" w:line="324"/>
+        <w:ind w:firstLine="0" w:left="567"/>
+        <w:jc w:val="left"/>
+      </w:pPr>
+      <w:r>
+        <w:rPr>
+          <w:rFonts w:ascii="Calibri" w:hAnsi="Calibri" w:eastAsia="KaiTi"/>
+          <w:b w:val="0"/>
+          <w:i w:val="0"/>
+          <w:color w:val="000000"/>
+          <w:sz w:val="24"/>
+        </w:rPr>
+        <w:t>1.引入lodash.js 对数据进行深度克隆（cloneDeep）及清理（compact）等高效操作，优化数据处理性能。</w:t>
+      </w:r>
+    </w:p>
+    <w:p>
+      <w:pPr>
+        <w:keepNext w:val="0"/>
+        <w:pageBreakBefore w:val="0"/>
+        <w:widowControl/>
+        <w:spacing w:before="40" w:after="40" w:lineRule="auto" w:line="324"/>
+        <w:ind w:firstLine="0" w:left="567"/>
+        <w:jc w:val="left"/>
+      </w:pPr>
+      <w:r>
+        <w:rPr>
+          <w:rFonts w:ascii="Calibri" w:hAnsi="Calibri" w:eastAsia="KaiTi"/>
+          <w:b w:val="0"/>
+          <w:i w:val="0"/>
+          <w:color w:val="000000"/>
+          <w:sz w:val="24"/>
+        </w:rPr>
+        <w:t>2.利用echarts 图表库，成功将业务数据转化为直观易懂的可视化信息，辅助业务人员更好地理解和分析数据，提升决策效率。</w:t>
+      </w:r>
+    </w:p>
+    <w:p>
+      <w:pPr>
+        <w:keepNext w:val="0"/>
+        <w:pageBreakBefore w:val="0"/>
+        <w:widowControl/>
+        <w:spacing w:before="40" w:after="40" w:lineRule="auto" w:line="324"/>
+        <w:ind w:firstLine="0" w:left="567"/>
+        <w:jc w:val="left"/>
+      </w:pPr>
+      <w:r>
+        <w:rPr>
+          <w:rFonts w:ascii="Calibri" w:hAnsi="Calibri" w:eastAsia="KaiTi"/>
+          <w:b w:val="0"/>
+          <w:i w:val="0"/>
+          <w:color w:val="000000"/>
+          <w:sz w:val="24"/>
+        </w:rPr>
+        <w:t>3.Axios 的分模块封装，使得各模块api 结构更加清晰，且便于多人开发，避免同时修改同一文件。</w:t>
+      </w:r>
+    </w:p>
+    <w:p>
+      <w:pPr>
+        <w:keepNext w:val="0"/>
+        <w:pageBreakBefore w:val="0"/>
+        <w:widowControl/>
+        <w:spacing w:before="40" w:after="40" w:lineRule="auto" w:line="324"/>
+        <w:ind w:firstLine="0" w:left="567"/>
+        <w:jc w:val="left"/>
+      </w:pPr>
+      <w:r>
+        <w:rPr>
+          <w:rFonts w:ascii="Calibri" w:hAnsi="Calibri" w:eastAsia="KaiTi"/>
+          <w:b w:val="0"/>
+          <w:i w:val="0"/>
+          <w:color w:val="000000"/>
+          <w:sz w:val="24"/>
+        </w:rPr>
+        <w:t>4.ElementUI 表格组件的二次封装，保证各页面表格样式统一，同时提高开发效率。</w:t>
+      </w:r>
+    </w:p>
+    <w:p>
+      <w:pPr>
+        <w:keepNext w:val="0"/>
+        <w:pageBreakBefore w:val="0"/>
+        <w:widowControl/>
+        <w:spacing w:before="40" w:after="40" w:lineRule="auto" w:line="324"/>
+        <w:ind w:firstLine="0" w:left="567"/>
+        <w:jc w:val="left"/>
+      </w:pPr>
+      <w:r>
+        <w:rPr>
+          <w:rFonts w:ascii="Calibri" w:hAnsi="Calibri" w:eastAsia="KaiTi"/>
+          <w:b w:val="0"/>
+          <w:i w:val="0"/>
+          <w:color w:val="000000"/>
+          <w:sz w:val="24"/>
+        </w:rPr>
+        <w:t>5.对于常用echarts 图表封装，包括饼图、柱状图、折线图及中国地图，确保地图页面在布局条理更加清晰，减少代码冗余。</w:t>
+      </w:r>
+    </w:p>
+    <w:p>
+      <w:pPr>
+        <w:keepNext w:val="0"/>
+        <w:pageBreakBefore w:val="0"/>
+        <w:widowControl/>
+        <w:spacing w:before="40" w:after="40" w:lineRule="auto" w:line="324"/>
+        <w:ind w:firstLine="0" w:left="567"/>
+        <w:jc w:val="left"/>
+      </w:pPr>
+      <w:r>
+        <w:rPr>
+          <w:rFonts w:ascii="Calibri" w:hAnsi="Calibri" w:eastAsia="KaiTi"/>
+          <w:b w:val="0"/>
+          <w:i w:val="0"/>
+          <w:color w:val="000000"/>
+          <w:sz w:val="24"/>
+        </w:rPr>
+        <w:t>6.引入vue-i18n，实现项目国际化。</w:t>
+      </w:r>
+    </w:p>
+    <w:p>
+      <w:pPr>
+        <w:keepNext w:val="0"/>
+        <w:pageBreakBefore w:val="0"/>
+        <w:widowControl/>
+        <w:spacing w:before="240" w:after="80" w:lineRule="auto" w:line="324"/>
         <w:ind w:firstLine="0"/>
         <w:jc w:val="left"/>
       </w:pPr>
@@ -646,9 +1631,9 @@
           <w:b w:val="0"/>
           <w:i w:val="0"/>
           <w:color w:val="000000"/>
-          <w:sz w:val="22"/>
+          <w:sz w:val="20"/>
         </w:rPr>
-        <w:t>1.参与页面组装模块设计，选用通用blocksuite （block）方案，使页面元素及物料丰富高度可定制。</w:t>
+        <w:t>四、自我评价：</w:t>
       </w:r>
     </w:p>
     <w:p>
@@ -656,1080 +1641,17 @@
         <w:keepNext w:val="0"/>
         <w:pageBreakBefore w:val="0"/>
         <w:widowControl/>
-        <w:spacing w:before="20" w:after="20" w:lineRule="auto" w:line="276"/>
-        <w:ind w:firstLine="0"/>
+        <w:spacing w:before="80" w:after="80" w:lineRule="auto" w:line="324"/>
+        <w:ind w:firstLine="420"/>
         <w:jc w:val="left"/>
       </w:pPr>
       <w:r>
         <w:rPr>
-          <w:rFonts w:ascii="Calibri" w:hAnsi="Calibri" w:eastAsia="宋体"/>
+          <w:rFonts w:ascii="Calibri" w:hAnsi="Calibri" w:eastAsia="KaiTi"/>
           <w:b w:val="0"/>
           <w:i w:val="0"/>
           <w:color w:val="000000"/>
-          <w:sz w:val="22"/>
-        </w:rPr>
-        <w:t>2.动态表单开发，借助Vee-validate，基于hook 实现可维护性更高的动态表单及表单设计工具。</w:t>
-      </w:r>
-    </w:p>
-    <w:p>
-      <w:pPr>
-        <w:keepNext w:val="0"/>
-        <w:pageBreakBefore w:val="0"/>
-        <w:widowControl/>
-        <w:spacing w:before="20" w:after="20" w:lineRule="auto" w:line="276"/>
-        <w:ind w:firstLine="0"/>
-        <w:jc w:val="left"/>
-      </w:pPr>
-      <w:r>
-        <w:rPr>
-          <w:rFonts w:ascii="Calibri" w:hAnsi="Calibri" w:eastAsia="宋体"/>
-          <w:b w:val="0"/>
-          <w:i w:val="0"/>
-          <w:color w:val="000000"/>
-          <w:sz w:val="22"/>
-        </w:rPr>
-        <w:t>3.低代码物料出码功能，基于vue-json-pretty 封装物料协议数据预览与编辑。</w:t>
-      </w:r>
-    </w:p>
-    <w:p>
-      <w:pPr>
-        <w:keepNext w:val="0"/>
-        <w:pageBreakBefore w:val="0"/>
-        <w:widowControl/>
-        <w:spacing w:before="20" w:after="20" w:lineRule="auto" w:line="276"/>
-        <w:ind w:firstLine="0"/>
-        <w:jc w:val="left"/>
-      </w:pPr>
-      <w:r>
-        <w:rPr>
-          <w:rFonts w:ascii="Calibri" w:hAnsi="Calibri" w:eastAsia="宋体"/>
-          <w:b w:val="0"/>
-          <w:i w:val="0"/>
-          <w:color w:val="000000"/>
-          <w:sz w:val="22"/>
-        </w:rPr>
-        <w:t>4.流程引擎及服务编排等内容实现，基于鼠标move 事件封装vuedraggable 组件实现组件拖拽与页面内容编排。</w:t>
-      </w:r>
-    </w:p>
-    <w:p>
-      <w:pPr>
-        <w:keepNext w:val="0"/>
-        <w:pageBreakBefore w:val="0"/>
-        <w:widowControl/>
-        <w:spacing w:before="20" w:after="20" w:lineRule="auto" w:line="276"/>
-        <w:ind w:firstLine="0"/>
-        <w:jc w:val="left"/>
-      </w:pPr>
-      <w:r>
-        <w:rPr>
-          <w:rFonts w:ascii="Calibri" w:hAnsi="Calibri" w:eastAsia="宋体"/>
-          <w:b w:val="0"/>
-          <w:i w:val="0"/>
-          <w:color w:val="000000"/>
-          <w:sz w:val="22"/>
-        </w:rPr>
-        <w:t>5.数据源支持1000 万行表格数据渲染与编辑，通过canvas 技术实现。</w:t>
-      </w:r>
-    </w:p>
-    <w:p>
-      <w:pPr>
-        <w:keepNext w:val="0"/>
-        <w:pageBreakBefore w:val="0"/>
-        <w:widowControl/>
-        <w:spacing w:before="200" w:after="40" w:lineRule="auto" w:line="276"/>
-        <w:ind w:firstLine="0"/>
-        <w:jc w:val="left"/>
-      </w:pPr>
-      <w:r>
-        <w:rPr>
-          <w:rFonts w:ascii="Calibri" w:hAnsi="Calibri" w:eastAsia="宋体"/>
-          <w:b/>
-          <w:i w:val="0"/>
-          <w:color w:val="000000"/>
           <w:sz w:val="24"/>
-        </w:rPr>
-        <w:t>2、“电量智能监控系统”</w:t>
-      </w:r>
-    </w:p>
-    <w:p>
-      <w:pPr>
-        <w:keepNext w:val="0"/>
-        <w:pageBreakBefore w:val="0"/>
-        <w:widowControl/>
-        <w:spacing w:before="40" w:after="80" w:lineRule="auto" w:line="276"/>
-        <w:ind w:firstLine="0"/>
-        <w:jc w:val="left"/>
-      </w:pPr>
-      <w:r>
-        <w:rPr>
-          <w:rFonts w:ascii="Calibri" w:hAnsi="Calibri" w:eastAsia="宋体"/>
-          <w:b/>
-          <w:i w:val="0"/>
-          <w:color w:val="333333"/>
-          <w:sz w:val="21"/>
-        </w:rPr>
-        <w:t>技术栈：Vue3、Vite、Vue-Router、Pinia、Axios、ElementPlus、Echarts、Amap</w:t>
-      </w:r>
-    </w:p>
-    <w:p>
-      <w:pPr>
-        <w:keepNext w:val="0"/>
-        <w:pageBreakBefore w:val="0"/>
-        <w:widowControl/>
-        <w:spacing w:before="80" w:after="20" w:lineRule="auto" w:line="276"/>
-        <w:ind w:firstLine="0"/>
-        <w:jc w:val="left"/>
-      </w:pPr>
-      <w:r>
-        <w:rPr>
-          <w:rFonts w:ascii="Calibri" w:hAnsi="Calibri" w:eastAsia="宋体"/>
-          <w:b/>
-          <w:i w:val="0"/>
-          <w:color w:val="000000"/>
-          <w:sz w:val="22"/>
-        </w:rPr>
-        <w:t>项目描述：</w:t>
-      </w:r>
-    </w:p>
-    <w:p>
-      <w:pPr>
-        <w:keepNext w:val="0"/>
-        <w:pageBreakBefore w:val="0"/>
-        <w:widowControl/>
-        <w:spacing w:before="20" w:after="80" w:lineRule="auto" w:line="276"/>
-        <w:ind w:firstLine="283"/>
-        <w:jc w:val="left"/>
-      </w:pPr>
-      <w:r>
-        <w:rPr>
-          <w:rFonts w:ascii="Calibri" w:hAnsi="Calibri" w:eastAsia="宋体"/>
-          <w:b w:val="0"/>
-          <w:i w:val="0"/>
-          <w:color w:val="000000"/>
-          <w:sz w:val="22"/>
-        </w:rPr>
-        <w:t>电量智能监控系统为统计车辆充电、车辆维保、地理分布、权限管理而定制，录入车辆信息后，跟进运营车辆、维保车辆对充电次数、数量、所在地理位置、行驶轨迹等进行监控及统计；支持创建不同用户角色，同时对多角色设置权限，以及通过多级菜单配置不同用户的增删改查、处理工单等操作权限.</w:t>
-      </w:r>
-    </w:p>
-    <w:p>
-      <w:pPr>
-        <w:keepNext w:val="0"/>
-        <w:pageBreakBefore w:val="0"/>
-        <w:widowControl/>
-        <w:spacing w:before="80" w:after="20" w:lineRule="auto" w:line="276"/>
-        <w:ind w:firstLine="0"/>
-        <w:jc w:val="left"/>
-      </w:pPr>
-      <w:r>
-        <w:rPr>
-          <w:rFonts w:ascii="Calibri" w:hAnsi="Calibri" w:eastAsia="宋体"/>
-          <w:b/>
-          <w:i w:val="0"/>
-          <w:color w:val="000000"/>
-          <w:sz w:val="22"/>
-        </w:rPr>
-        <w:t>工作内容与成果：</w:t>
-      </w:r>
-    </w:p>
-    <w:p>
-      <w:pPr>
-        <w:keepNext w:val="0"/>
-        <w:pageBreakBefore w:val="0"/>
-        <w:widowControl/>
-        <w:spacing w:before="20" w:after="20" w:lineRule="auto" w:line="276"/>
-        <w:ind w:firstLine="0"/>
-        <w:jc w:val="left"/>
-      </w:pPr>
-      <w:r>
-        <w:rPr>
-          <w:rFonts w:ascii="Calibri" w:hAnsi="Calibri" w:eastAsia="宋体"/>
-          <w:b w:val="0"/>
-          <w:i w:val="0"/>
-          <w:color w:val="000000"/>
-          <w:sz w:val="22"/>
-        </w:rPr>
-        <w:t>1. 使用vite 初始化项目，并创建好项目结构。</w:t>
-      </w:r>
-    </w:p>
-    <w:p>
-      <w:pPr>
-        <w:keepNext w:val="0"/>
-        <w:pageBreakBefore w:val="0"/>
-        <w:widowControl/>
-        <w:spacing w:before="20" w:after="20" w:lineRule="auto" w:line="276"/>
-        <w:ind w:firstLine="0"/>
-        <w:jc w:val="left"/>
-      </w:pPr>
-      <w:r>
-        <w:rPr>
-          <w:rFonts w:ascii="Calibri" w:hAnsi="Calibri" w:eastAsia="宋体"/>
-          <w:b w:val="0"/>
-          <w:i w:val="0"/>
-          <w:color w:val="000000"/>
-          <w:sz w:val="22"/>
-        </w:rPr>
-        <w:t>2. 依赖自动管理：整合unplugin-auto-import 与unplugin-vue-components，自动化识别并导入Vue 组件与函数。</w:t>
-      </w:r>
-    </w:p>
-    <w:p>
-      <w:pPr>
-        <w:keepNext w:val="0"/>
-        <w:pageBreakBefore w:val="0"/>
-        <w:widowControl/>
-        <w:spacing w:before="20" w:after="20" w:lineRule="auto" w:line="276"/>
-        <w:ind w:firstLine="0"/>
-        <w:jc w:val="left"/>
-      </w:pPr>
-      <w:r>
-        <w:rPr>
-          <w:rFonts w:ascii="Calibri" w:hAnsi="Calibri" w:eastAsia="宋体"/>
-          <w:b w:val="0"/>
-          <w:i w:val="0"/>
-          <w:color w:val="000000"/>
-          <w:sz w:val="22"/>
-        </w:rPr>
-        <w:t>3. 使用pinia 缓存用户角色和权限信息，实现在生成动态菜单和动态路由时减少请求。</w:t>
-      </w:r>
-    </w:p>
-    <w:p>
-      <w:pPr>
-        <w:keepNext w:val="0"/>
-        <w:pageBreakBefore w:val="0"/>
-        <w:widowControl/>
-        <w:spacing w:before="20" w:after="20" w:lineRule="auto" w:line="276"/>
-        <w:ind w:firstLine="0"/>
-        <w:jc w:val="left"/>
-      </w:pPr>
-      <w:r>
-        <w:rPr>
-          <w:rFonts w:ascii="Calibri" w:hAnsi="Calibri" w:eastAsia="宋体"/>
-          <w:b w:val="0"/>
-          <w:i w:val="0"/>
-          <w:color w:val="000000"/>
-          <w:sz w:val="22"/>
-        </w:rPr>
-        <w:t>4. 导航动态tag 标签的创建和删除，方便用户通过点击标签实现路由跳转。</w:t>
-      </w:r>
-    </w:p>
-    <w:p>
-      <w:pPr>
-        <w:keepNext w:val="0"/>
-        <w:pageBreakBefore w:val="0"/>
-        <w:widowControl/>
-        <w:spacing w:before="20" w:after="20" w:lineRule="auto" w:line="276"/>
-        <w:ind w:firstLine="0"/>
-        <w:jc w:val="left"/>
-      </w:pPr>
-      <w:r>
-        <w:rPr>
-          <w:rFonts w:ascii="Calibri" w:hAnsi="Calibri" w:eastAsia="宋体"/>
-          <w:b w:val="0"/>
-          <w:i w:val="0"/>
-          <w:color w:val="000000"/>
-          <w:sz w:val="22"/>
-        </w:rPr>
-        <w:t>5. 通过引入Amap，实现车辆轨迹绘制及回放。</w:t>
-      </w:r>
-    </w:p>
-    <w:p>
-      <w:pPr>
-        <w:keepNext w:val="0"/>
-        <w:pageBreakBefore w:val="0"/>
-        <w:widowControl/>
-        <w:spacing w:before="20" w:after="20" w:lineRule="auto" w:line="276"/>
-        <w:ind w:firstLine="0"/>
-        <w:jc w:val="left"/>
-      </w:pPr>
-      <w:r>
-        <w:rPr>
-          <w:rFonts w:ascii="Calibri" w:hAnsi="Calibri" w:eastAsia="宋体"/>
-          <w:b w:val="0"/>
-          <w:i w:val="0"/>
-          <w:color w:val="000000"/>
-          <w:sz w:val="22"/>
-        </w:rPr>
-        <w:t>6. 通过引入pinia-plugin-persistedstate，保证了Pinia 存储的菜单路由信息和动态标签信息在页面刷新时得以保留，提升了用户体验。</w:t>
-      </w:r>
-    </w:p>
-    <w:p>
-      <w:pPr>
-        <w:keepNext w:val="0"/>
-        <w:pageBreakBefore w:val="0"/>
-        <w:widowControl/>
-        <w:spacing w:before="20" w:after="20" w:lineRule="auto" w:line="276"/>
-        <w:ind w:firstLine="0"/>
-        <w:jc w:val="left"/>
-      </w:pPr>
-      <w:r>
-        <w:rPr>
-          <w:rFonts w:ascii="Calibri" w:hAnsi="Calibri" w:eastAsia="宋体"/>
-          <w:b w:val="0"/>
-          <w:i w:val="0"/>
-          <w:color w:val="000000"/>
-          <w:sz w:val="22"/>
-        </w:rPr>
-        <w:t>7. 封装axios 库作为request 请求工具，规范了前后端接口通信方式。</w:t>
-      </w:r>
-    </w:p>
-    <w:p>
-      <w:pPr>
-        <w:keepNext w:val="0"/>
-        <w:pageBreakBefore w:val="0"/>
-        <w:widowControl/>
-        <w:spacing w:before="20" w:after="20" w:lineRule="auto" w:line="276"/>
-        <w:ind w:firstLine="0"/>
-        <w:jc w:val="left"/>
-      </w:pPr>
-      <w:r>
-        <w:rPr>
-          <w:rFonts w:ascii="Calibri" w:hAnsi="Calibri" w:eastAsia="宋体"/>
-          <w:b w:val="0"/>
-          <w:i w:val="0"/>
-          <w:color w:val="000000"/>
-          <w:sz w:val="22"/>
-        </w:rPr>
-        <w:t>8. 通过对ElementPlus 的表格、弹窗、分页组件的二次封装，极大的加快了页面的开发速度。</w:t>
-      </w:r>
-    </w:p>
-    <w:p>
-      <w:pPr>
-        <w:keepNext w:val="0"/>
-        <w:pageBreakBefore w:val="0"/>
-        <w:widowControl/>
-        <w:spacing w:before="20" w:after="20" w:lineRule="auto" w:line="276"/>
-        <w:ind w:firstLine="0"/>
-        <w:jc w:val="left"/>
-      </w:pPr>
-      <w:r>
-        <w:rPr>
-          <w:rFonts w:ascii="Calibri" w:hAnsi="Calibri" w:eastAsia="宋体"/>
-          <w:b w:val="0"/>
-          <w:i w:val="0"/>
-          <w:color w:val="000000"/>
-          <w:sz w:val="22"/>
-        </w:rPr>
-        <w:t>9. 使用vue-hooks 思想抽离复用逻辑，比如状态值的展示，深拷贝函数，防抖函数等，从而使得开发更加便捷。</w:t>
-      </w:r>
-    </w:p>
-    <w:p>
-      <w:pPr>
-        <w:keepNext w:val="0"/>
-        <w:pageBreakBefore w:val="0"/>
-        <w:widowControl/>
-        <w:spacing w:before="20" w:after="20" w:lineRule="auto" w:line="276"/>
-        <w:ind w:firstLine="0"/>
-        <w:jc w:val="left"/>
-      </w:pPr>
-      <w:r>
-        <w:rPr>
-          <w:rFonts w:ascii="Calibri" w:hAnsi="Calibri" w:eastAsia="宋体"/>
-          <w:b w:val="0"/>
-          <w:i w:val="0"/>
-          <w:color w:val="000000"/>
-          <w:sz w:val="22"/>
-        </w:rPr>
-        <w:t>10.制定eslint 规范团队代码，git pre-commit 钩子，对提交文件进行编码规范的扫描；同时通过husky 的commit-msg 钩子，对代码提交message 的格式进行扫描。</w:t>
-      </w:r>
-    </w:p>
-    <w:p>
-      <w:pPr>
-        <w:keepNext w:val="0"/>
-        <w:pageBreakBefore w:val="0"/>
-        <w:widowControl/>
-        <w:spacing w:before="200" w:after="40" w:lineRule="auto" w:line="276"/>
-        <w:ind w:firstLine="0"/>
-        <w:jc w:val="left"/>
-      </w:pPr>
-      <w:r>
-        <w:rPr>
-          <w:rFonts w:ascii="Calibri" w:hAnsi="Calibri" w:eastAsia="宋体"/>
-          <w:b/>
-          <w:i w:val="0"/>
-          <w:color w:val="000000"/>
-          <w:sz w:val="24"/>
-        </w:rPr>
-        <w:t>3、“流程审批权限管理系统”</w:t>
-      </w:r>
-    </w:p>
-    <w:p>
-      <w:pPr>
-        <w:keepNext w:val="0"/>
-        <w:pageBreakBefore w:val="0"/>
-        <w:widowControl/>
-        <w:spacing w:before="40" w:after="80" w:lineRule="auto" w:line="276"/>
-        <w:ind w:firstLine="0"/>
-        <w:jc w:val="left"/>
-      </w:pPr>
-      <w:r>
-        <w:rPr>
-          <w:rFonts w:ascii="Calibri" w:hAnsi="Calibri" w:eastAsia="宋体"/>
-          <w:b/>
-          <w:i w:val="0"/>
-          <w:color w:val="333333"/>
-          <w:sz w:val="21"/>
-        </w:rPr>
-        <w:t>技术栈：Vue2、Vue/cli、Vue-Router、Vuex、Axios、ElementUI</w:t>
-      </w:r>
-    </w:p>
-    <w:p>
-      <w:pPr>
-        <w:keepNext w:val="0"/>
-        <w:pageBreakBefore w:val="0"/>
-        <w:widowControl/>
-        <w:spacing w:before="80" w:after="20" w:lineRule="auto" w:line="276"/>
-        <w:ind w:firstLine="0"/>
-        <w:jc w:val="left"/>
-      </w:pPr>
-      <w:r>
-        <w:rPr>
-          <w:rFonts w:ascii="Calibri" w:hAnsi="Calibri" w:eastAsia="宋体"/>
-          <w:b/>
-          <w:i w:val="0"/>
-          <w:color w:val="000000"/>
-          <w:sz w:val="22"/>
-        </w:rPr>
-        <w:t>项目描述：</w:t>
-      </w:r>
-    </w:p>
-    <w:p>
-      <w:pPr>
-        <w:keepNext w:val="0"/>
-        <w:pageBreakBefore w:val="0"/>
-        <w:widowControl/>
-        <w:spacing w:before="20" w:after="80" w:lineRule="auto" w:line="276"/>
-        <w:ind w:firstLine="283"/>
-        <w:jc w:val="left"/>
-      </w:pPr>
-      <w:r>
-        <w:rPr>
-          <w:rFonts w:ascii="Calibri" w:hAnsi="Calibri" w:eastAsia="宋体"/>
-          <w:b w:val="0"/>
-          <w:i w:val="0"/>
-          <w:color w:val="000000"/>
-          <w:sz w:val="22"/>
-        </w:rPr>
-        <w:t>流程审批权限系统为解决企业员工日常办公、差旅、请假等审批申请、管理而定制，企业员工提交申请后，企业审批员拥有“一审”“二审”“终审”的权限；超级管理员可管理所有权限；</w:t>
-      </w:r>
-    </w:p>
-    <w:p>
-      <w:pPr>
-        <w:keepNext w:val="0"/>
-        <w:pageBreakBefore w:val="0"/>
-        <w:widowControl/>
-        <w:spacing w:before="80" w:after="20" w:lineRule="auto" w:line="276"/>
-        <w:ind w:firstLine="0"/>
-        <w:jc w:val="left"/>
-      </w:pPr>
-      <w:r>
-        <w:rPr>
-          <w:rFonts w:ascii="Calibri" w:hAnsi="Calibri" w:eastAsia="宋体"/>
-          <w:b/>
-          <w:i w:val="0"/>
-          <w:color w:val="000000"/>
-          <w:sz w:val="22"/>
-        </w:rPr>
-        <w:t>工作内容与成果：</w:t>
-      </w:r>
-    </w:p>
-    <w:p>
-      <w:pPr>
-        <w:keepNext w:val="0"/>
-        <w:pageBreakBefore w:val="0"/>
-        <w:widowControl/>
-        <w:spacing w:before="20" w:after="20" w:lineRule="auto" w:line="276"/>
-        <w:ind w:firstLine="0"/>
-        <w:jc w:val="left"/>
-      </w:pPr>
-      <w:r>
-        <w:rPr>
-          <w:rFonts w:ascii="Calibri" w:hAnsi="Calibri" w:eastAsia="宋体"/>
-          <w:b w:val="0"/>
-          <w:i w:val="0"/>
-          <w:color w:val="000000"/>
-          <w:sz w:val="22"/>
-        </w:rPr>
-        <w:t>1. 通过组件递归，实现侧边栏动态无限极菜单。</w:t>
-      </w:r>
-    </w:p>
-    <w:p>
-      <w:pPr>
-        <w:keepNext w:val="0"/>
-        <w:pageBreakBefore w:val="0"/>
-        <w:widowControl/>
-        <w:spacing w:before="20" w:after="20" w:lineRule="auto" w:line="276"/>
-        <w:ind w:firstLine="0"/>
-        <w:jc w:val="left"/>
-      </w:pPr>
-      <w:r>
-        <w:rPr>
-          <w:rFonts w:ascii="Calibri" w:hAnsi="Calibri" w:eastAsia="宋体"/>
-          <w:b w:val="0"/>
-          <w:i w:val="0"/>
-          <w:color w:val="000000"/>
-          <w:sz w:val="22"/>
-        </w:rPr>
-        <w:t>2. 项目中将常用功能和代码片段组织起来，以便在各个模块中重用，减少冗余代码的编写，提升了开发效率，如全局过滤器的封装，echarts封装，路由格式数据处理函数，对象深拷贝函数等。</w:t>
-      </w:r>
-    </w:p>
-    <w:p>
-      <w:pPr>
-        <w:keepNext w:val="0"/>
-        <w:pageBreakBefore w:val="0"/>
-        <w:widowControl/>
-        <w:spacing w:before="20" w:after="20" w:lineRule="auto" w:line="276"/>
-        <w:ind w:firstLine="0"/>
-        <w:jc w:val="left"/>
-      </w:pPr>
-      <w:r>
-        <w:rPr>
-          <w:rFonts w:ascii="Calibri" w:hAnsi="Calibri" w:eastAsia="宋体"/>
-          <w:b w:val="0"/>
-          <w:i w:val="0"/>
-          <w:color w:val="000000"/>
-          <w:sz w:val="22"/>
-        </w:rPr>
-        <w:t>3. 通过后端返回的角色，过滤数据，生成动态菜单和动态路由，以控制用户权限。</w:t>
-      </w:r>
-    </w:p>
-    <w:p>
-      <w:pPr>
-        <w:keepNext w:val="0"/>
-        <w:pageBreakBefore w:val="0"/>
-        <w:widowControl/>
-        <w:spacing w:before="20" w:after="20" w:lineRule="auto" w:line="276"/>
-        <w:ind w:firstLine="0"/>
-        <w:jc w:val="left"/>
-      </w:pPr>
-      <w:r>
-        <w:rPr>
-          <w:rFonts w:ascii="Calibri" w:hAnsi="Calibri" w:eastAsia="宋体"/>
-          <w:b w:val="0"/>
-          <w:i w:val="0"/>
-          <w:color w:val="000000"/>
-          <w:sz w:val="22"/>
-        </w:rPr>
-        <w:t>4. 通过路由懒加载、图片懒加载，加快页面访问时间。</w:t>
-      </w:r>
-    </w:p>
-    <w:p>
-      <w:pPr>
-        <w:keepNext w:val="0"/>
-        <w:pageBreakBefore w:val="0"/>
-        <w:widowControl/>
-        <w:spacing w:before="20" w:after="20" w:lineRule="auto" w:line="276"/>
-        <w:ind w:firstLine="0"/>
-        <w:jc w:val="left"/>
-      </w:pPr>
-      <w:r>
-        <w:rPr>
-          <w:rFonts w:ascii="Calibri" w:hAnsi="Calibri" w:eastAsia="宋体"/>
-          <w:b w:val="0"/>
-          <w:i w:val="0"/>
-          <w:color w:val="000000"/>
-          <w:sz w:val="22"/>
-        </w:rPr>
-        <w:t>5. 应用moment.js 库处理时间格式转化与计算，提升了系统中时间管理的准确性和便捷性。</w:t>
-      </w:r>
-    </w:p>
-    <w:p>
-      <w:pPr>
-        <w:keepNext w:val="0"/>
-        <w:pageBreakBefore w:val="0"/>
-        <w:widowControl/>
-        <w:spacing w:before="20" w:after="20" w:lineRule="auto" w:line="276"/>
-        <w:ind w:firstLine="0"/>
-        <w:jc w:val="left"/>
-      </w:pPr>
-      <w:r>
-        <w:rPr>
-          <w:rFonts w:ascii="Calibri" w:hAnsi="Calibri" w:eastAsia="宋体"/>
-          <w:b w:val="0"/>
-          <w:i w:val="0"/>
-          <w:color w:val="000000"/>
-          <w:sz w:val="22"/>
-        </w:rPr>
-        <w:t>6. 通过代码拆分、排除第三方包等进行包体积优化；利用minimizer插件进行图片压缩，减少图片体积；利用analyzer 插件进行打包资源监控分析，最终将app.js、vender.js 体积极大减少。</w:t>
-      </w:r>
-    </w:p>
-    <w:p>
-      <w:pPr>
-        <w:keepNext w:val="0"/>
-        <w:pageBreakBefore w:val="0"/>
-        <w:widowControl/>
-        <w:spacing w:before="20" w:after="20" w:lineRule="auto" w:line="276"/>
-        <w:ind w:firstLine="0"/>
-        <w:jc w:val="left"/>
-      </w:pPr>
-      <w:r>
-        <w:rPr>
-          <w:rFonts w:ascii="Calibri" w:hAnsi="Calibri" w:eastAsia="宋体"/>
-          <w:b w:val="0"/>
-          <w:i w:val="0"/>
-          <w:color w:val="000000"/>
-          <w:sz w:val="22"/>
-        </w:rPr>
-        <w:t>7. 项目中使用Webpack 开启gizp 压缩极大缩小了请求资源大小。</w:t>
-      </w:r>
-    </w:p>
-    <w:p>
-      <w:pPr>
-        <w:keepNext w:val="0"/>
-        <w:pageBreakBefore w:val="0"/>
-        <w:widowControl/>
-        <w:spacing w:before="20" w:after="20" w:lineRule="auto" w:line="276"/>
-        <w:ind w:firstLine="0"/>
-        <w:jc w:val="left"/>
-      </w:pPr>
-      <w:r>
-        <w:rPr>
-          <w:rFonts w:ascii="Calibri" w:hAnsi="Calibri" w:eastAsia="宋体"/>
-          <w:b w:val="0"/>
-          <w:i w:val="0"/>
-          <w:color w:val="000000"/>
-          <w:sz w:val="22"/>
-        </w:rPr>
-        <w:t>8. 制定esLint、stylelint、commitlint 项目规范；通过各lint 工具的fix 功能，支持一键扫描并修复代码的能力。</w:t>
-      </w:r>
-    </w:p>
-    <w:p>
-      <w:pPr>
-        <w:keepNext w:val="0"/>
-        <w:pageBreakBefore w:val="0"/>
-        <w:widowControl/>
-        <w:spacing w:before="200" w:after="40" w:lineRule="auto" w:line="276"/>
-        <w:ind w:firstLine="0"/>
-        <w:jc w:val="left"/>
-      </w:pPr>
-      <w:r>
-        <w:rPr>
-          <w:rFonts w:ascii="Calibri" w:hAnsi="Calibri" w:eastAsia="宋体"/>
-          <w:b/>
-          <w:i w:val="0"/>
-          <w:color w:val="000000"/>
-          <w:sz w:val="24"/>
-        </w:rPr>
-        <w:t>4、“影院后台管理系统”</w:t>
-      </w:r>
-    </w:p>
-    <w:p>
-      <w:pPr>
-        <w:keepNext w:val="0"/>
-        <w:pageBreakBefore w:val="0"/>
-        <w:widowControl/>
-        <w:spacing w:before="40" w:after="80" w:lineRule="auto" w:line="276"/>
-        <w:ind w:firstLine="0"/>
-        <w:jc w:val="left"/>
-      </w:pPr>
-      <w:r>
-        <w:rPr>
-          <w:rFonts w:ascii="Calibri" w:hAnsi="Calibri" w:eastAsia="宋体"/>
-          <w:b/>
-          <w:i w:val="0"/>
-          <w:color w:val="333333"/>
-          <w:sz w:val="21"/>
-        </w:rPr>
-        <w:t>技术栈：Vue2、Vue/cli、Vue-Router、Vuex、Axios、ElementUI</w:t>
-      </w:r>
-    </w:p>
-    <w:p>
-      <w:pPr>
-        <w:keepNext w:val="0"/>
-        <w:pageBreakBefore w:val="0"/>
-        <w:widowControl/>
-        <w:spacing w:before="80" w:after="20" w:lineRule="auto" w:line="276"/>
-        <w:ind w:firstLine="0"/>
-        <w:jc w:val="left"/>
-      </w:pPr>
-      <w:r>
-        <w:rPr>
-          <w:rFonts w:ascii="Calibri" w:hAnsi="Calibri" w:eastAsia="宋体"/>
-          <w:b/>
-          <w:i w:val="0"/>
-          <w:color w:val="000000"/>
-          <w:sz w:val="22"/>
-        </w:rPr>
-        <w:t>项目描述：</w:t>
-      </w:r>
-    </w:p>
-    <w:p>
-      <w:pPr>
-        <w:keepNext w:val="0"/>
-        <w:pageBreakBefore w:val="0"/>
-        <w:widowControl/>
-        <w:spacing w:before="20" w:after="80" w:lineRule="auto" w:line="276"/>
-        <w:ind w:firstLine="283"/>
-        <w:jc w:val="left"/>
-      </w:pPr>
-      <w:r>
-        <w:rPr>
-          <w:rFonts w:ascii="Calibri" w:hAnsi="Calibri" w:eastAsia="宋体"/>
-          <w:b w:val="0"/>
-          <w:i w:val="0"/>
-          <w:color w:val="000000"/>
-          <w:sz w:val="22"/>
-        </w:rPr>
-        <w:t>用户可以通过前台项目来查看电影院及上映的电影信息、电影院检索，选择电影院，选座，买票，观影等功能。管理员可以通过后台管理项目进行：电影院管理、演员管理、导演管理、放映厅管理、排片计划管理。</w:t>
-      </w:r>
-    </w:p>
-    <w:p>
-      <w:pPr>
-        <w:keepNext w:val="0"/>
-        <w:pageBreakBefore w:val="0"/>
-        <w:widowControl/>
-        <w:spacing w:before="80" w:after="20" w:lineRule="auto" w:line="276"/>
-        <w:ind w:firstLine="0"/>
-        <w:jc w:val="left"/>
-      </w:pPr>
-      <w:r>
-        <w:rPr>
-          <w:rFonts w:ascii="Calibri" w:hAnsi="Calibri" w:eastAsia="宋体"/>
-          <w:b/>
-          <w:i w:val="0"/>
-          <w:color w:val="000000"/>
-          <w:sz w:val="22"/>
-        </w:rPr>
-        <w:t>工作内容与成果：</w:t>
-      </w:r>
-    </w:p>
-    <w:p>
-      <w:pPr>
-        <w:keepNext w:val="0"/>
-        <w:pageBreakBefore w:val="0"/>
-        <w:widowControl/>
-        <w:spacing w:before="20" w:after="20" w:lineRule="auto" w:line="276"/>
-        <w:ind w:firstLine="0"/>
-        <w:jc w:val="left"/>
-      </w:pPr>
-      <w:r>
-        <w:rPr>
-          <w:rFonts w:ascii="Calibri" w:hAnsi="Calibri" w:eastAsia="宋体"/>
-          <w:b w:val="0"/>
-          <w:i w:val="0"/>
-          <w:color w:val="000000"/>
-          <w:sz w:val="22"/>
-        </w:rPr>
-        <w:t>1. 通过import 路由懒加载、引入vue-lazyload 图片懒加载，加快页面访问时间。</w:t>
-      </w:r>
-    </w:p>
-    <w:p>
-      <w:pPr>
-        <w:keepNext w:val="0"/>
-        <w:pageBreakBefore w:val="0"/>
-        <w:widowControl/>
-        <w:spacing w:before="20" w:after="20" w:lineRule="auto" w:line="276"/>
-        <w:ind w:firstLine="0"/>
-        <w:jc w:val="left"/>
-      </w:pPr>
-      <w:r>
-        <w:rPr>
-          <w:rFonts w:ascii="Calibri" w:hAnsi="Calibri" w:eastAsia="宋体"/>
-          <w:b w:val="0"/>
-          <w:i w:val="0"/>
-          <w:color w:val="000000"/>
-          <w:sz w:val="22"/>
-        </w:rPr>
-        <w:t>2.通过添加富文本编辑器editor-for-vue，让页面编辑更加便捷。</w:t>
-      </w:r>
-    </w:p>
-    <w:p>
-      <w:pPr>
-        <w:keepNext w:val="0"/>
-        <w:pageBreakBefore w:val="0"/>
-        <w:widowControl/>
-        <w:spacing w:before="20" w:after="20" w:lineRule="auto" w:line="276"/>
-        <w:ind w:firstLine="0"/>
-        <w:jc w:val="left"/>
-      </w:pPr>
-      <w:r>
-        <w:rPr>
-          <w:rFonts w:ascii="Calibri" w:hAnsi="Calibri" w:eastAsia="宋体"/>
-          <w:b w:val="0"/>
-          <w:i w:val="0"/>
-          <w:color w:val="000000"/>
-          <w:sz w:val="22"/>
-        </w:rPr>
-        <w:t>3.Axios 的分模块封装，使得各模块api 结构更加清晰，且便于多人开发，避免同时修改同一文件。</w:t>
-      </w:r>
-    </w:p>
-    <w:p>
-      <w:pPr>
-        <w:keepNext w:val="0"/>
-        <w:pageBreakBefore w:val="0"/>
-        <w:widowControl/>
-        <w:spacing w:before="20" w:after="20" w:lineRule="auto" w:line="276"/>
-        <w:ind w:firstLine="0"/>
-        <w:jc w:val="left"/>
-      </w:pPr>
-      <w:r>
-        <w:rPr>
-          <w:rFonts w:ascii="Calibri" w:hAnsi="Calibri" w:eastAsia="宋体"/>
-          <w:b w:val="0"/>
-          <w:i w:val="0"/>
-          <w:color w:val="000000"/>
-          <w:sz w:val="22"/>
-        </w:rPr>
-        <w:t>4.通过引入Amap 访问高德逆地理编码，获得地图当前点击位置的相关信息，可迅速定位或修改影院所在位置。</w:t>
-      </w:r>
-    </w:p>
-    <w:p>
-      <w:pPr>
-        <w:keepNext w:val="0"/>
-        <w:pageBreakBefore w:val="0"/>
-        <w:widowControl/>
-        <w:spacing w:before="200" w:after="40" w:lineRule="auto" w:line="276"/>
-        <w:ind w:firstLine="0"/>
-        <w:jc w:val="left"/>
-      </w:pPr>
-      <w:r>
-        <w:rPr>
-          <w:rFonts w:ascii="Calibri" w:hAnsi="Calibri" w:eastAsia="宋体"/>
-          <w:b/>
-          <w:i w:val="0"/>
-          <w:color w:val="000000"/>
-          <w:sz w:val="24"/>
-        </w:rPr>
-        <w:t>5、“风险数据集市系统”</w:t>
-      </w:r>
-    </w:p>
-    <w:p>
-      <w:pPr>
-        <w:keepNext w:val="0"/>
-        <w:pageBreakBefore w:val="0"/>
-        <w:widowControl/>
-        <w:spacing w:before="40" w:after="80" w:lineRule="auto" w:line="276"/>
-        <w:ind w:firstLine="0"/>
-        <w:jc w:val="left"/>
-      </w:pPr>
-      <w:r>
-        <w:rPr>
-          <w:rFonts w:ascii="Calibri" w:hAnsi="Calibri" w:eastAsia="宋体"/>
-          <w:b/>
-          <w:i w:val="0"/>
-          <w:color w:val="333333"/>
-          <w:sz w:val="21"/>
-        </w:rPr>
-        <w:t>技术栈：Vue2、Vue/cli、Vue-Router、Vuex、Axios、ElementUI</w:t>
-      </w:r>
-    </w:p>
-    <w:p>
-      <w:pPr>
-        <w:keepNext w:val="0"/>
-        <w:pageBreakBefore w:val="0"/>
-        <w:widowControl/>
-        <w:spacing w:before="80" w:after="20" w:lineRule="auto" w:line="276"/>
-        <w:ind w:firstLine="0"/>
-        <w:jc w:val="left"/>
-      </w:pPr>
-      <w:r>
-        <w:rPr>
-          <w:rFonts w:ascii="Calibri" w:hAnsi="Calibri" w:eastAsia="宋体"/>
-          <w:b/>
-          <w:i w:val="0"/>
-          <w:color w:val="000000"/>
-          <w:sz w:val="22"/>
-        </w:rPr>
-        <w:t>项目描述：</w:t>
-      </w:r>
-    </w:p>
-    <w:p>
-      <w:pPr>
-        <w:keepNext w:val="0"/>
-        <w:pageBreakBefore w:val="0"/>
-        <w:widowControl/>
-        <w:spacing w:before="20" w:after="80" w:lineRule="auto" w:line="276"/>
-        <w:ind w:firstLine="283"/>
-        <w:jc w:val="left"/>
-      </w:pPr>
-      <w:r>
-        <w:rPr>
-          <w:rFonts w:ascii="Calibri" w:hAnsi="Calibri" w:eastAsia="宋体"/>
-          <w:b w:val="0"/>
-          <w:i w:val="0"/>
-          <w:color w:val="000000"/>
-          <w:sz w:val="22"/>
-        </w:rPr>
-        <w:t>各渠道数据及信息的处理，提供数据信息的各种形式展示，包括图表展示，表格展示及国际化。</w:t>
-      </w:r>
-    </w:p>
-    <w:p>
-      <w:pPr>
-        <w:keepNext w:val="0"/>
-        <w:pageBreakBefore w:val="0"/>
-        <w:widowControl/>
-        <w:spacing w:before="80" w:after="20" w:lineRule="auto" w:line="276"/>
-        <w:ind w:firstLine="0"/>
-        <w:jc w:val="left"/>
-      </w:pPr>
-      <w:r>
-        <w:rPr>
-          <w:rFonts w:ascii="Calibri" w:hAnsi="Calibri" w:eastAsia="宋体"/>
-          <w:b/>
-          <w:i w:val="0"/>
-          <w:color w:val="000000"/>
-          <w:sz w:val="22"/>
-        </w:rPr>
-        <w:t>工作内容与成果：</w:t>
-      </w:r>
-    </w:p>
-    <w:p>
-      <w:pPr>
-        <w:keepNext w:val="0"/>
-        <w:pageBreakBefore w:val="0"/>
-        <w:widowControl/>
-        <w:spacing w:before="20" w:after="20" w:lineRule="auto" w:line="276"/>
-        <w:ind w:firstLine="0"/>
-        <w:jc w:val="left"/>
-      </w:pPr>
-      <w:r>
-        <w:rPr>
-          <w:rFonts w:ascii="Calibri" w:hAnsi="Calibri" w:eastAsia="宋体"/>
-          <w:b w:val="0"/>
-          <w:i w:val="0"/>
-          <w:color w:val="000000"/>
-          <w:sz w:val="22"/>
-        </w:rPr>
-        <w:t>1.引入lodash.js 对数据进行深度克隆（cloneDeep）及清理（compact）等高效操作，优化数据处理性能。</w:t>
-      </w:r>
-    </w:p>
-    <w:p>
-      <w:pPr>
-        <w:keepNext w:val="0"/>
-        <w:pageBreakBefore w:val="0"/>
-        <w:widowControl/>
-        <w:spacing w:before="20" w:after="20" w:lineRule="auto" w:line="276"/>
-        <w:ind w:firstLine="0"/>
-        <w:jc w:val="left"/>
-      </w:pPr>
-      <w:r>
-        <w:rPr>
-          <w:rFonts w:ascii="Calibri" w:hAnsi="Calibri" w:eastAsia="宋体"/>
-          <w:b w:val="0"/>
-          <w:i w:val="0"/>
-          <w:color w:val="000000"/>
-          <w:sz w:val="22"/>
-        </w:rPr>
-        <w:t>2.利用echarts 图表库，成功将业务数据转化为直观易懂的可视化信息，辅助业务人员更好地理解和分析数据，提升决策效率。</w:t>
-      </w:r>
-    </w:p>
-    <w:p>
-      <w:pPr>
-        <w:keepNext w:val="0"/>
-        <w:pageBreakBefore w:val="0"/>
-        <w:widowControl/>
-        <w:spacing w:before="20" w:after="20" w:lineRule="auto" w:line="276"/>
-        <w:ind w:firstLine="0"/>
-        <w:jc w:val="left"/>
-      </w:pPr>
-      <w:r>
-        <w:rPr>
-          <w:rFonts w:ascii="Calibri" w:hAnsi="Calibri" w:eastAsia="宋体"/>
-          <w:b w:val="0"/>
-          <w:i w:val="0"/>
-          <w:color w:val="000000"/>
-          <w:sz w:val="22"/>
-        </w:rPr>
-        <w:t>3.Axios 的分模块封装，使得各模块api 结构更加清晰，且便于多人开发，避免同时修改同一文件。</w:t>
-      </w:r>
-    </w:p>
-    <w:p>
-      <w:pPr>
-        <w:keepNext w:val="0"/>
-        <w:pageBreakBefore w:val="0"/>
-        <w:widowControl/>
-        <w:spacing w:before="20" w:after="20" w:lineRule="auto" w:line="276"/>
-        <w:ind w:firstLine="0"/>
-        <w:jc w:val="left"/>
-      </w:pPr>
-      <w:r>
-        <w:rPr>
-          <w:rFonts w:ascii="Calibri" w:hAnsi="Calibri" w:eastAsia="宋体"/>
-          <w:b w:val="0"/>
-          <w:i w:val="0"/>
-          <w:color w:val="000000"/>
-          <w:sz w:val="22"/>
-        </w:rPr>
-        <w:t>4.ElementUI 表格组件的二次封装，保证各页面表格样式统一，同时提高开发效率。</w:t>
-      </w:r>
-    </w:p>
-    <w:p>
-      <w:pPr>
-        <w:keepNext w:val="0"/>
-        <w:pageBreakBefore w:val="0"/>
-        <w:widowControl/>
-        <w:spacing w:before="20" w:after="20" w:lineRule="auto" w:line="276"/>
-        <w:ind w:firstLine="0"/>
-        <w:jc w:val="left"/>
-      </w:pPr>
-      <w:r>
-        <w:rPr>
-          <w:rFonts w:ascii="Calibri" w:hAnsi="Calibri" w:eastAsia="宋体"/>
-          <w:b w:val="0"/>
-          <w:i w:val="0"/>
-          <w:color w:val="000000"/>
-          <w:sz w:val="22"/>
-        </w:rPr>
-        <w:t>5.对于常用echarts 图表封装，包括饼图、柱状图、折线图及中国地图，确保地图页面在布局条理更加清晰，减少代码冗余。</w:t>
-      </w:r>
-    </w:p>
-    <w:p>
-      <w:pPr>
-        <w:keepNext w:val="0"/>
-        <w:pageBreakBefore w:val="0"/>
-        <w:widowControl/>
-        <w:spacing w:before="20" w:after="20" w:lineRule="auto" w:line="276"/>
-        <w:ind w:firstLine="0"/>
-        <w:jc w:val="left"/>
-      </w:pPr>
-      <w:r>
-        <w:rPr>
-          <w:rFonts w:ascii="Calibri" w:hAnsi="Calibri" w:eastAsia="宋体"/>
-          <w:b w:val="0"/>
-          <w:i w:val="0"/>
-          <w:color w:val="000000"/>
-          <w:sz w:val="22"/>
-        </w:rPr>
-        <w:t>6.引入vue-i18n，实现项目国际化。</w:t>
-      </w:r>
-    </w:p>
-    <w:p>
-      <w:pPr>
-        <w:keepNext w:val="0"/>
-        <w:pageBreakBefore w:val="0"/>
-        <w:widowControl/>
-        <w:spacing w:before="280" w:after="120" w:lineRule="auto" w:line="276"/>
-        <w:ind w:firstLine="0"/>
-        <w:jc w:val="left"/>
-        <w:pBdr>
-          <w:bottom w:val="single" w:sz="6" w:space="1" w:color="2B579A"/>
-        </w:pBdr>
-      </w:pPr>
-      <w:r>
-        <w:rPr>
-          <w:rFonts w:ascii="Calibri" w:hAnsi="Calibri" w:eastAsia="黑体"/>
-          <w:b/>
-          <w:i w:val="0"/>
-          <w:color w:val="2B579A"/>
-          <w:sz w:val="28"/>
-        </w:rPr>
-        <w:t>自我评价</w:t>
-      </w:r>
-    </w:p>
-    <w:p>
-      <w:pPr>
-        <w:keepNext w:val="0"/>
-        <w:pageBreakBefore w:val="0"/>
-        <w:widowControl/>
-        <w:spacing w:before="80" w:after="80" w:lineRule="auto" w:line="276"/>
-        <w:ind w:firstLine="283"/>
-        <w:jc w:val="left"/>
-      </w:pPr>
-      <w:r>
-        <w:rPr>
-          <w:rFonts w:ascii="Calibri" w:hAnsi="Calibri" w:eastAsia="宋体"/>
-          <w:b w:val="0"/>
-          <w:i w:val="0"/>
-          <w:color w:val="000000"/>
-          <w:sz w:val="22"/>
         </w:rPr>
         <w:t>本人热爱技术、踏实肯干、乐于钻研、责任心强、有强烈的团队归属感，同时人际沟通能力良好，能够很好地平衡工作和生活。</w:t>
       </w:r>
@@ -2108,11 +2030,11 @@
     <w:qFormat/>
     <w:rsid w:val="00FC693F"/>
     <w:pPr>
-      <w:spacing w:before="0" w:after="0" w:line="276" w:lineRule="auto"/>
+      <w:spacing w:before="0" w:after="0" w:line="324" w:lineRule="auto"/>
     </w:pPr>
     <w:rPr>
-      <w:rFonts w:ascii="Calibri" w:hAnsi="Calibri" w:eastAsia="宋体"/>
-      <w:sz w:val="22"/>
+      <w:rFonts w:ascii="Calibri" w:hAnsi="Calibri" w:eastAsia="KaiTi"/>
+      <w:sz w:val="24"/>
     </w:rPr>
   </w:style>
   <w:style w:type="paragraph" w:styleId="Header">

--- a/bbb_formatted.docx
+++ b/bbb_formatted.docx
@@ -121,6 +121,9 @@
         <w:keepNext w:val="0"/>
         <w:pageBreakBefore w:val="0"/>
         <w:widowControl/>
+        <w:tabs>
+          <w:tab w:pos="9411" w:val="right"/>
+        </w:tabs>
         <w:spacing w:before="80" w:after="0" w:lineRule="auto" w:line="324"/>
         <w:ind w:firstLine="0"/>
         <w:jc w:val="left"/>
@@ -135,16 +138,16 @@
         </w:rPr>
         <w:t>2022.04-今</w:t>
       </w:r>
-    </w:p>
-    <w:p>
-      <w:pPr>
-        <w:keepNext w:val="0"/>
-        <w:pageBreakBefore w:val="0"/>
-        <w:widowControl/>
-        <w:spacing w:before="0" w:after="40" w:lineRule="auto" w:line="324"/>
-        <w:ind w:firstLine="0"/>
-        <w:jc w:val="left"/>
-      </w:pPr>
+      <w:r>
+        <w:rPr>
+          <w:rFonts w:ascii="Calibri" w:hAnsi="Calibri" w:eastAsia="KaiTi"/>
+          <w:b w:val="0"/>
+          <w:i w:val="0"/>
+          <w:color w:val="000000"/>
+          <w:sz w:val="24"/>
+        </w:rPr>
+        <w:tab/>
+      </w:r>
       <w:r>
         <w:rPr>
           <w:rFonts w:ascii="Calibri" w:hAnsi="Calibri" w:eastAsia="KaiTi"/>
@@ -161,8 +164,8 @@
         <w:keepNext w:val="0"/>
         <w:pageBreakBefore w:val="0"/>
         <w:widowControl/>
-        <w:spacing w:before="40" w:after="80" w:lineRule="auto" w:line="324"/>
-        <w:ind w:firstLine="0"/>
+        <w:spacing w:before="0" w:after="40" w:lineRule="auto" w:line="324"/>
+        <w:ind w:firstLine="0" w:left="283"/>
         <w:jc w:val="left"/>
       </w:pPr>
       <w:r>
@@ -181,8 +184,8 @@
         <w:keepNext w:val="0"/>
         <w:pageBreakBefore w:val="0"/>
         <w:widowControl/>
-        <w:spacing w:before="40" w:after="40" w:lineRule="auto" w:line="324"/>
-        <w:ind w:firstLine="0" w:left="567"/>
+        <w:spacing w:before="20" w:after="20" w:lineRule="auto" w:line="324"/>
+        <w:ind w:firstLine="420"/>
         <w:jc w:val="left"/>
       </w:pPr>
       <w:r>
@@ -201,8 +204,8 @@
         <w:keepNext w:val="0"/>
         <w:pageBreakBefore w:val="0"/>
         <w:widowControl/>
-        <w:spacing w:before="40" w:after="40" w:lineRule="auto" w:line="324"/>
-        <w:ind w:firstLine="0" w:left="567"/>
+        <w:spacing w:before="20" w:after="20" w:lineRule="auto" w:line="324"/>
+        <w:ind w:firstLine="420"/>
         <w:jc w:val="left"/>
       </w:pPr>
       <w:r>
@@ -221,8 +224,8 @@
         <w:keepNext w:val="0"/>
         <w:pageBreakBefore w:val="0"/>
         <w:widowControl/>
-        <w:spacing w:before="40" w:after="40" w:lineRule="auto" w:line="324"/>
-        <w:ind w:firstLine="0" w:left="567"/>
+        <w:spacing w:before="20" w:after="20" w:lineRule="auto" w:line="324"/>
+        <w:ind w:firstLine="420"/>
         <w:jc w:val="left"/>
       </w:pPr>
       <w:r>
@@ -241,6 +244,9 @@
         <w:keepNext w:val="0"/>
         <w:pageBreakBefore w:val="0"/>
         <w:widowControl/>
+        <w:tabs>
+          <w:tab w:pos="9411" w:val="right"/>
+        </w:tabs>
         <w:spacing w:before="80" w:after="0" w:lineRule="auto" w:line="324"/>
         <w:ind w:firstLine="0"/>
         <w:jc w:val="left"/>
@@ -255,16 +261,16 @@
         </w:rPr>
         <w:t>2019.06-2022.04</w:t>
       </w:r>
-    </w:p>
-    <w:p>
-      <w:pPr>
-        <w:keepNext w:val="0"/>
-        <w:pageBreakBefore w:val="0"/>
-        <w:widowControl/>
-        <w:spacing w:before="0" w:after="40" w:lineRule="auto" w:line="324"/>
-        <w:ind w:firstLine="0"/>
-        <w:jc w:val="left"/>
-      </w:pPr>
+      <w:r>
+        <w:rPr>
+          <w:rFonts w:ascii="Calibri" w:hAnsi="Calibri" w:eastAsia="KaiTi"/>
+          <w:b w:val="0"/>
+          <w:i w:val="0"/>
+          <w:color w:val="000000"/>
+          <w:sz w:val="24"/>
+        </w:rPr>
+        <w:tab/>
+      </w:r>
       <w:r>
         <w:rPr>
           <w:rFonts w:ascii="Calibri" w:hAnsi="Calibri" w:eastAsia="KaiTi"/>
@@ -281,8 +287,8 @@
         <w:keepNext w:val="0"/>
         <w:pageBreakBefore w:val="0"/>
         <w:widowControl/>
-        <w:spacing w:before="40" w:after="80" w:lineRule="auto" w:line="324"/>
-        <w:ind w:firstLine="0"/>
+        <w:spacing w:before="0" w:after="40" w:lineRule="auto" w:line="324"/>
+        <w:ind w:firstLine="0" w:left="283"/>
         <w:jc w:val="left"/>
       </w:pPr>
       <w:r>
@@ -301,8 +307,8 @@
         <w:keepNext w:val="0"/>
         <w:pageBreakBefore w:val="0"/>
         <w:widowControl/>
-        <w:spacing w:before="40" w:after="40" w:lineRule="auto" w:line="324"/>
-        <w:ind w:firstLine="0" w:left="567"/>
+        <w:spacing w:before="20" w:after="20" w:lineRule="auto" w:line="324"/>
+        <w:ind w:firstLine="420"/>
         <w:jc w:val="left"/>
       </w:pPr>
       <w:r>
@@ -342,7 +348,7 @@
         <w:pageBreakBefore w:val="0"/>
         <w:widowControl/>
         <w:spacing w:before="60" w:after="60" w:lineRule="auto" w:line="324"/>
-        <w:ind w:firstLine="0" w:left="0"/>
+        <w:ind w:firstLine="420"/>
         <w:jc w:val="left"/>
       </w:pPr>
       <w:r>
@@ -362,7 +368,7 @@
         <w:pageBreakBefore w:val="0"/>
         <w:widowControl/>
         <w:spacing w:before="60" w:after="60" w:lineRule="auto" w:line="324"/>
-        <w:ind w:firstLine="0" w:left="0"/>
+        <w:ind w:firstLine="420"/>
         <w:jc w:val="left"/>
       </w:pPr>
       <w:r>
@@ -382,7 +388,7 @@
         <w:pageBreakBefore w:val="0"/>
         <w:widowControl/>
         <w:spacing w:before="60" w:after="60" w:lineRule="auto" w:line="324"/>
-        <w:ind w:firstLine="0" w:left="0"/>
+        <w:ind w:firstLine="420"/>
         <w:jc w:val="left"/>
       </w:pPr>
       <w:r>
@@ -402,7 +408,7 @@
         <w:pageBreakBefore w:val="0"/>
         <w:widowControl/>
         <w:spacing w:before="60" w:after="60" w:lineRule="auto" w:line="324"/>
-        <w:ind w:firstLine="0" w:left="0"/>
+        <w:ind w:firstLine="420"/>
         <w:jc w:val="left"/>
       </w:pPr>
       <w:r>
@@ -422,7 +428,7 @@
         <w:pageBreakBefore w:val="0"/>
         <w:widowControl/>
         <w:spacing w:before="60" w:after="60" w:lineRule="auto" w:line="324"/>
-        <w:ind w:firstLine="0" w:left="0"/>
+        <w:ind w:firstLine="420"/>
         <w:jc w:val="left"/>
       </w:pPr>
       <w:r>
@@ -442,7 +448,7 @@
         <w:pageBreakBefore w:val="0"/>
         <w:widowControl/>
         <w:spacing w:before="60" w:after="60" w:lineRule="auto" w:line="324"/>
-        <w:ind w:firstLine="0" w:left="0"/>
+        <w:ind w:firstLine="420"/>
         <w:jc w:val="left"/>
       </w:pPr>
       <w:r>
@@ -462,7 +468,7 @@
         <w:pageBreakBefore w:val="0"/>
         <w:widowControl/>
         <w:spacing w:before="60" w:after="60" w:lineRule="auto" w:line="324"/>
-        <w:ind w:firstLine="0" w:left="0"/>
+        <w:ind w:firstLine="420"/>
         <w:jc w:val="left"/>
       </w:pPr>
       <w:r>
@@ -482,7 +488,7 @@
         <w:pageBreakBefore w:val="0"/>
         <w:widowControl/>
         <w:spacing w:before="60" w:after="60" w:lineRule="auto" w:line="324"/>
-        <w:ind w:firstLine="0" w:left="0"/>
+        <w:ind w:firstLine="420"/>
         <w:jc w:val="left"/>
       </w:pPr>
       <w:r>
@@ -502,7 +508,7 @@
         <w:pageBreakBefore w:val="0"/>
         <w:widowControl/>
         <w:spacing w:before="60" w:after="60" w:lineRule="auto" w:line="324"/>
-        <w:ind w:firstLine="0" w:left="0"/>
+        <w:ind w:firstLine="420"/>
         <w:jc w:val="left"/>
       </w:pPr>
       <w:r>
@@ -522,7 +528,7 @@
         <w:pageBreakBefore w:val="0"/>
         <w:widowControl/>
         <w:spacing w:before="60" w:after="60" w:lineRule="auto" w:line="324"/>
-        <w:ind w:firstLine="0" w:left="0"/>
+        <w:ind w:firstLine="420"/>
         <w:jc w:val="left"/>
       </w:pPr>
       <w:r>
@@ -573,7 +579,27 @@
           <w:color w:val="000000"/>
           <w:sz w:val="24"/>
         </w:rPr>
-        <w:t>1、Byelide 低代码平台技术栈：Vue3、Pinia、Vue-Router</w:t>
+        <w:t>1、Byelide 低代码平台</w:t>
+      </w:r>
+    </w:p>
+    <w:p>
+      <w:pPr>
+        <w:keepNext w:val="0"/>
+        <w:pageBreakBefore w:val="0"/>
+        <w:widowControl/>
+        <w:spacing w:before="0" w:after="40" w:lineRule="auto" w:line="324"/>
+        <w:ind w:firstLine="0" w:left="283"/>
+        <w:jc w:val="left"/>
+      </w:pPr>
+      <w:r>
+        <w:rPr>
+          <w:rFonts w:ascii="Calibri" w:hAnsi="Calibri" w:eastAsia="KaiTi"/>
+          <w:b w:val="0"/>
+          <w:i w:val="0"/>
+          <w:color w:val="000000"/>
+          <w:sz w:val="24"/>
+        </w:rPr>
+        <w:t>技术栈：Vue3、Pinia、Vue-Router</w:t>
       </w:r>
     </w:p>
     <w:p>
@@ -642,7 +668,7 @@
         <w:pageBreakBefore w:val="0"/>
         <w:widowControl/>
         <w:spacing w:before="40" w:after="40" w:lineRule="auto" w:line="324"/>
-        <w:ind w:firstLine="0" w:left="567"/>
+        <w:ind w:firstLine="420"/>
         <w:jc w:val="left"/>
       </w:pPr>
       <w:r>
@@ -662,7 +688,7 @@
         <w:pageBreakBefore w:val="0"/>
         <w:widowControl/>
         <w:spacing w:before="40" w:after="40" w:lineRule="auto" w:line="324"/>
-        <w:ind w:firstLine="0" w:left="567"/>
+        <w:ind w:firstLine="420"/>
         <w:jc w:val="left"/>
       </w:pPr>
       <w:r>
@@ -682,7 +708,7 @@
         <w:pageBreakBefore w:val="0"/>
         <w:widowControl/>
         <w:spacing w:before="40" w:after="40" w:lineRule="auto" w:line="324"/>
-        <w:ind w:firstLine="0" w:left="567"/>
+        <w:ind w:firstLine="420"/>
         <w:jc w:val="left"/>
       </w:pPr>
       <w:r>
@@ -702,7 +728,7 @@
         <w:pageBreakBefore w:val="0"/>
         <w:widowControl/>
         <w:spacing w:before="40" w:after="40" w:lineRule="auto" w:line="324"/>
-        <w:ind w:firstLine="0" w:left="567"/>
+        <w:ind w:firstLine="420"/>
         <w:jc w:val="left"/>
       </w:pPr>
       <w:r>
@@ -722,7 +748,7 @@
         <w:pageBreakBefore w:val="0"/>
         <w:widowControl/>
         <w:spacing w:before="40" w:after="40" w:lineRule="auto" w:line="324"/>
-        <w:ind w:firstLine="0" w:left="567"/>
+        <w:ind w:firstLine="420"/>
         <w:jc w:val="left"/>
       </w:pPr>
       <w:r>
@@ -753,7 +779,27 @@
           <w:color w:val="000000"/>
           <w:sz w:val="24"/>
         </w:rPr>
-        <w:t>2、“电量智能监控系统”技术栈：Vue3、Vite、Vue-Router、Pinia、Axios、ElementPlus、Echarts、Amap</w:t>
+        <w:t>2、“电量智能监控系统”</w:t>
+      </w:r>
+    </w:p>
+    <w:p>
+      <w:pPr>
+        <w:keepNext w:val="0"/>
+        <w:pageBreakBefore w:val="0"/>
+        <w:widowControl/>
+        <w:spacing w:before="0" w:after="40" w:lineRule="auto" w:line="324"/>
+        <w:ind w:firstLine="0" w:left="283"/>
+        <w:jc w:val="left"/>
+      </w:pPr>
+      <w:r>
+        <w:rPr>
+          <w:rFonts w:ascii="Calibri" w:hAnsi="Calibri" w:eastAsia="KaiTi"/>
+          <w:b w:val="0"/>
+          <w:i w:val="0"/>
+          <w:color w:val="000000"/>
+          <w:sz w:val="24"/>
+        </w:rPr>
+        <w:t>技术栈：Vue3、Vite、Vue-Router、Pinia、Axios、ElementPlus、Echarts、Amap</w:t>
       </w:r>
     </w:p>
     <w:p>
@@ -822,7 +868,7 @@
         <w:pageBreakBefore w:val="0"/>
         <w:widowControl/>
         <w:spacing w:before="40" w:after="40" w:lineRule="auto" w:line="324"/>
-        <w:ind w:firstLine="0" w:left="567"/>
+        <w:ind w:firstLine="420"/>
         <w:jc w:val="left"/>
       </w:pPr>
       <w:r>
@@ -842,7 +888,7 @@
         <w:pageBreakBefore w:val="0"/>
         <w:widowControl/>
         <w:spacing w:before="40" w:after="40" w:lineRule="auto" w:line="324"/>
-        <w:ind w:firstLine="0" w:left="567"/>
+        <w:ind w:firstLine="420"/>
         <w:jc w:val="left"/>
       </w:pPr>
       <w:r>
@@ -862,7 +908,7 @@
         <w:pageBreakBefore w:val="0"/>
         <w:widowControl/>
         <w:spacing w:before="40" w:after="40" w:lineRule="auto" w:line="324"/>
-        <w:ind w:firstLine="0" w:left="567"/>
+        <w:ind w:firstLine="420"/>
         <w:jc w:val="left"/>
       </w:pPr>
       <w:r>
@@ -882,7 +928,7 @@
         <w:pageBreakBefore w:val="0"/>
         <w:widowControl/>
         <w:spacing w:before="40" w:after="40" w:lineRule="auto" w:line="324"/>
-        <w:ind w:firstLine="0" w:left="567"/>
+        <w:ind w:firstLine="420"/>
         <w:jc w:val="left"/>
       </w:pPr>
       <w:r>
@@ -902,7 +948,7 @@
         <w:pageBreakBefore w:val="0"/>
         <w:widowControl/>
         <w:spacing w:before="40" w:after="40" w:lineRule="auto" w:line="324"/>
-        <w:ind w:firstLine="0" w:left="567"/>
+        <w:ind w:firstLine="420"/>
         <w:jc w:val="left"/>
       </w:pPr>
       <w:r>
@@ -922,7 +968,7 @@
         <w:pageBreakBefore w:val="0"/>
         <w:widowControl/>
         <w:spacing w:before="40" w:after="40" w:lineRule="auto" w:line="324"/>
-        <w:ind w:firstLine="0" w:left="567"/>
+        <w:ind w:firstLine="420"/>
         <w:jc w:val="left"/>
       </w:pPr>
       <w:r>
@@ -942,7 +988,7 @@
         <w:pageBreakBefore w:val="0"/>
         <w:widowControl/>
         <w:spacing w:before="40" w:after="40" w:lineRule="auto" w:line="324"/>
-        <w:ind w:firstLine="0" w:left="567"/>
+        <w:ind w:firstLine="420"/>
         <w:jc w:val="left"/>
       </w:pPr>
       <w:r>
@@ -962,7 +1008,7 @@
         <w:pageBreakBefore w:val="0"/>
         <w:widowControl/>
         <w:spacing w:before="40" w:after="40" w:lineRule="auto" w:line="324"/>
-        <w:ind w:firstLine="0" w:left="567"/>
+        <w:ind w:firstLine="420"/>
         <w:jc w:val="left"/>
       </w:pPr>
       <w:r>
@@ -982,7 +1028,7 @@
         <w:pageBreakBefore w:val="0"/>
         <w:widowControl/>
         <w:spacing w:before="40" w:after="40" w:lineRule="auto" w:line="324"/>
-        <w:ind w:firstLine="0" w:left="567"/>
+        <w:ind w:firstLine="420"/>
         <w:jc w:val="left"/>
       </w:pPr>
       <w:r>
@@ -1002,7 +1048,7 @@
         <w:pageBreakBefore w:val="0"/>
         <w:widowControl/>
         <w:spacing w:before="40" w:after="40" w:lineRule="auto" w:line="324"/>
-        <w:ind w:firstLine="0" w:left="567"/>
+        <w:ind w:firstLine="420"/>
         <w:jc w:val="left"/>
       </w:pPr>
       <w:r>
@@ -1033,7 +1079,27 @@
           <w:color w:val="000000"/>
           <w:sz w:val="24"/>
         </w:rPr>
-        <w:t>3、“流程审批权限管理系统”技术栈：Vue2、Vue/cli、Vue-Router、Vuex、Axios、ElementUI</w:t>
+        <w:t>3、“流程审批权限管理系统”</w:t>
+      </w:r>
+    </w:p>
+    <w:p>
+      <w:pPr>
+        <w:keepNext w:val="0"/>
+        <w:pageBreakBefore w:val="0"/>
+        <w:widowControl/>
+        <w:spacing w:before="0" w:after="40" w:lineRule="auto" w:line="324"/>
+        <w:ind w:firstLine="0" w:left="283"/>
+        <w:jc w:val="left"/>
+      </w:pPr>
+      <w:r>
+        <w:rPr>
+          <w:rFonts w:ascii="Calibri" w:hAnsi="Calibri" w:eastAsia="KaiTi"/>
+          <w:b w:val="0"/>
+          <w:i w:val="0"/>
+          <w:color w:val="000000"/>
+          <w:sz w:val="24"/>
+        </w:rPr>
+        <w:t>技术栈：Vue2、Vue/cli、Vue-Router、Vuex、Axios、ElementUI</w:t>
       </w:r>
     </w:p>
     <w:p>
@@ -1102,7 +1168,7 @@
         <w:pageBreakBefore w:val="0"/>
         <w:widowControl/>
         <w:spacing w:before="40" w:after="40" w:lineRule="auto" w:line="324"/>
-        <w:ind w:firstLine="0" w:left="567"/>
+        <w:ind w:firstLine="420"/>
         <w:jc w:val="left"/>
       </w:pPr>
       <w:r>
@@ -1122,7 +1188,7 @@
         <w:pageBreakBefore w:val="0"/>
         <w:widowControl/>
         <w:spacing w:before="40" w:after="40" w:lineRule="auto" w:line="324"/>
-        <w:ind w:firstLine="0" w:left="567"/>
+        <w:ind w:firstLine="420"/>
         <w:jc w:val="left"/>
       </w:pPr>
       <w:r>
@@ -1142,7 +1208,7 @@
         <w:pageBreakBefore w:val="0"/>
         <w:widowControl/>
         <w:spacing w:before="40" w:after="40" w:lineRule="auto" w:line="324"/>
-        <w:ind w:firstLine="0" w:left="567"/>
+        <w:ind w:firstLine="420"/>
         <w:jc w:val="left"/>
       </w:pPr>
       <w:r>
@@ -1162,7 +1228,7 @@
         <w:pageBreakBefore w:val="0"/>
         <w:widowControl/>
         <w:spacing w:before="40" w:after="40" w:lineRule="auto" w:line="324"/>
-        <w:ind w:firstLine="0" w:left="567"/>
+        <w:ind w:firstLine="420"/>
         <w:jc w:val="left"/>
       </w:pPr>
       <w:r>
@@ -1182,7 +1248,7 @@
         <w:pageBreakBefore w:val="0"/>
         <w:widowControl/>
         <w:spacing w:before="40" w:after="40" w:lineRule="auto" w:line="324"/>
-        <w:ind w:firstLine="0" w:left="567"/>
+        <w:ind w:firstLine="420"/>
         <w:jc w:val="left"/>
       </w:pPr>
       <w:r>
@@ -1202,7 +1268,7 @@
         <w:pageBreakBefore w:val="0"/>
         <w:widowControl/>
         <w:spacing w:before="40" w:after="40" w:lineRule="auto" w:line="324"/>
-        <w:ind w:firstLine="0" w:left="567"/>
+        <w:ind w:firstLine="420"/>
         <w:jc w:val="left"/>
       </w:pPr>
       <w:r>
@@ -1222,7 +1288,7 @@
         <w:pageBreakBefore w:val="0"/>
         <w:widowControl/>
         <w:spacing w:before="40" w:after="40" w:lineRule="auto" w:line="324"/>
-        <w:ind w:firstLine="0" w:left="567"/>
+        <w:ind w:firstLine="420"/>
         <w:jc w:val="left"/>
       </w:pPr>
       <w:r>
@@ -1242,7 +1308,7 @@
         <w:pageBreakBefore w:val="0"/>
         <w:widowControl/>
         <w:spacing w:before="40" w:after="40" w:lineRule="auto" w:line="324"/>
-        <w:ind w:firstLine="0" w:left="567"/>
+        <w:ind w:firstLine="420"/>
         <w:jc w:val="left"/>
       </w:pPr>
       <w:r>
@@ -1273,7 +1339,27 @@
           <w:color w:val="000000"/>
           <w:sz w:val="24"/>
         </w:rPr>
-        <w:t>4、“影院后台管理系统”技术栈：Vue2、Vue/cli、Vue-Router、Vuex、Axios、ElementUI</w:t>
+        <w:t>4、“影院后台管理系统”</w:t>
+      </w:r>
+    </w:p>
+    <w:p>
+      <w:pPr>
+        <w:keepNext w:val="0"/>
+        <w:pageBreakBefore w:val="0"/>
+        <w:widowControl/>
+        <w:spacing w:before="0" w:after="40" w:lineRule="auto" w:line="324"/>
+        <w:ind w:firstLine="0" w:left="283"/>
+        <w:jc w:val="left"/>
+      </w:pPr>
+      <w:r>
+        <w:rPr>
+          <w:rFonts w:ascii="Calibri" w:hAnsi="Calibri" w:eastAsia="KaiTi"/>
+          <w:b w:val="0"/>
+          <w:i w:val="0"/>
+          <w:color w:val="000000"/>
+          <w:sz w:val="24"/>
+        </w:rPr>
+        <w:t>技术栈：Vue2、Vue/cli、Vue-Router、Vuex、Axios、ElementUI</w:t>
       </w:r>
     </w:p>
     <w:p>
@@ -1342,7 +1428,7 @@
         <w:pageBreakBefore w:val="0"/>
         <w:widowControl/>
         <w:spacing w:before="40" w:after="40" w:lineRule="auto" w:line="324"/>
-        <w:ind w:firstLine="0" w:left="567"/>
+        <w:ind w:firstLine="420"/>
         <w:jc w:val="left"/>
       </w:pPr>
       <w:r>
@@ -1362,7 +1448,7 @@
         <w:pageBreakBefore w:val="0"/>
         <w:widowControl/>
         <w:spacing w:before="40" w:after="40" w:lineRule="auto" w:line="324"/>
-        <w:ind w:firstLine="0" w:left="567"/>
+        <w:ind w:firstLine="420"/>
         <w:jc w:val="left"/>
       </w:pPr>
       <w:r>
@@ -1382,7 +1468,7 @@
         <w:pageBreakBefore w:val="0"/>
         <w:widowControl/>
         <w:spacing w:before="40" w:after="40" w:lineRule="auto" w:line="324"/>
-        <w:ind w:firstLine="0" w:left="567"/>
+        <w:ind w:firstLine="420"/>
         <w:jc w:val="left"/>
       </w:pPr>
       <w:r>
@@ -1402,7 +1488,7 @@
         <w:pageBreakBefore w:val="0"/>
         <w:widowControl/>
         <w:spacing w:before="40" w:after="40" w:lineRule="auto" w:line="324"/>
-        <w:ind w:firstLine="0" w:left="567"/>
+        <w:ind w:firstLine="420"/>
         <w:jc w:val="left"/>
       </w:pPr>
       <w:r>
@@ -1433,7 +1519,27 @@
           <w:color w:val="000000"/>
           <w:sz w:val="24"/>
         </w:rPr>
-        <w:t>5、“风险数据集市系统”技术栈：Vue2、Vue/cli、Vue-Router、Vuex、Axios、ElementUI</w:t>
+        <w:t>5、“风险数据集市系统”</w:t>
+      </w:r>
+    </w:p>
+    <w:p>
+      <w:pPr>
+        <w:keepNext w:val="0"/>
+        <w:pageBreakBefore w:val="0"/>
+        <w:widowControl/>
+        <w:spacing w:before="0" w:after="40" w:lineRule="auto" w:line="324"/>
+        <w:ind w:firstLine="0" w:left="283"/>
+        <w:jc w:val="left"/>
+      </w:pPr>
+      <w:r>
+        <w:rPr>
+          <w:rFonts w:ascii="Calibri" w:hAnsi="Calibri" w:eastAsia="KaiTi"/>
+          <w:b w:val="0"/>
+          <w:i w:val="0"/>
+          <w:color w:val="000000"/>
+          <w:sz w:val="24"/>
+        </w:rPr>
+        <w:t>技术栈：Vue2、Vue/cli、Vue-Router、Vuex、Axios、ElementUI</w:t>
       </w:r>
     </w:p>
     <w:p>
@@ -1502,7 +1608,7 @@
         <w:pageBreakBefore w:val="0"/>
         <w:widowControl/>
         <w:spacing w:before="40" w:after="40" w:lineRule="auto" w:line="324"/>
-        <w:ind w:firstLine="0" w:left="567"/>
+        <w:ind w:firstLine="420"/>
         <w:jc w:val="left"/>
       </w:pPr>
       <w:r>
@@ -1522,7 +1628,7 @@
         <w:pageBreakBefore w:val="0"/>
         <w:widowControl/>
         <w:spacing w:before="40" w:after="40" w:lineRule="auto" w:line="324"/>
-        <w:ind w:firstLine="0" w:left="567"/>
+        <w:ind w:firstLine="420"/>
         <w:jc w:val="left"/>
       </w:pPr>
       <w:r>
@@ -1542,7 +1648,7 @@
         <w:pageBreakBefore w:val="0"/>
         <w:widowControl/>
         <w:spacing w:before="40" w:after="40" w:lineRule="auto" w:line="324"/>
-        <w:ind w:firstLine="0" w:left="567"/>
+        <w:ind w:firstLine="420"/>
         <w:jc w:val="left"/>
       </w:pPr>
       <w:r>
@@ -1562,7 +1668,7 @@
         <w:pageBreakBefore w:val="0"/>
         <w:widowControl/>
         <w:spacing w:before="40" w:after="40" w:lineRule="auto" w:line="324"/>
-        <w:ind w:firstLine="0" w:left="567"/>
+        <w:ind w:firstLine="420"/>
         <w:jc w:val="left"/>
       </w:pPr>
       <w:r>
@@ -1582,7 +1688,7 @@
         <w:pageBreakBefore w:val="0"/>
         <w:widowControl/>
         <w:spacing w:before="40" w:after="40" w:lineRule="auto" w:line="324"/>
-        <w:ind w:firstLine="0" w:left="567"/>
+        <w:ind w:firstLine="420"/>
         <w:jc w:val="left"/>
       </w:pPr>
       <w:r>
@@ -1602,7 +1708,7 @@
         <w:pageBreakBefore w:val="0"/>
         <w:widowControl/>
         <w:spacing w:before="40" w:after="40" w:lineRule="auto" w:line="324"/>
-        <w:ind w:firstLine="0" w:left="567"/>
+        <w:ind w:firstLine="420"/>
         <w:jc w:val="left"/>
       </w:pPr>
       <w:r>
